--- a/Knowledge/3-Work knowledge/1-Software Engineering/2-General Technologies/9-Databases/5-My Source/1-Intro to Databases/1-Data Models/1-Components of a Data Model/2-Attributes.docx
+++ b/Knowledge/3-Work knowledge/1-Software Engineering/2-General Technologies/9-Databases/5-My Source/1-Intro to Databases/1-Data Models/1-Components of a Data Model/2-Attributes.docx
@@ -27,7 +27,7 @@
     <w:p>
       <w:r>
         <w:rPr>
-          <w:rFonts w:ascii="Arial" w:hAnsi="Arial" w:cs="Arial"/>
+          <w:rFonts w:ascii="Arial" w:hAnsi="Arial" w:cs="Arial" w:eastAsia="Arial"/>
           <w:b/>
           <w:color w:val="000000"/>
           <w:sz w:val="18"/>
@@ -37,7 +37,7 @@
       </w:r>
       <w:r>
         <w:rPr>
-          <w:rFonts w:ascii="Arial" w:hAnsi="Arial" w:cs="Arial"/>
+          <w:rFonts w:ascii="Arial" w:hAnsi="Arial" w:cs="Arial" w:eastAsia="Arial"/>
           <w:color w:val="000000"/>
           <w:sz w:val="18"/>
           <w:highlight w:val="lightGray"/>
@@ -46,7 +46,7 @@
       </w:r>
       <w:r>
         <w:rPr>
-          <w:rFonts w:ascii="Arial" w:hAnsi="Arial" w:cs="Arial"/>
+          <w:rFonts w:ascii="Arial" w:hAnsi="Arial" w:cs="Arial" w:eastAsia="Arial"/>
           <w:b/>
           <w:color w:val="000000"/>
           <w:sz w:val="18"/>
@@ -56,7 +56,7 @@
       </w:r>
       <w:r>
         <w:rPr>
-          <w:rFonts w:ascii="Arial" w:hAnsi="Arial" w:cs="Arial"/>
+          <w:rFonts w:ascii="Arial" w:hAnsi="Arial" w:cs="Arial" w:eastAsia="Arial"/>
           <w:color w:val="000000"/>
           <w:sz w:val="18"/>
           <w:highlight w:val="lightGray"/>
@@ -65,7 +65,7 @@
       </w:r>
       <w:r>
         <w:rPr>
-          <w:rFonts w:ascii="Arial" w:hAnsi="Arial" w:cs="Arial"/>
+          <w:rFonts w:ascii="Arial" w:hAnsi="Arial" w:cs="Arial" w:eastAsia="Arial"/>
           <w:b/>
           <w:color w:val="000000"/>
           <w:sz w:val="18"/>
@@ -75,7 +75,7 @@
       </w:r>
       <w:r>
         <w:rPr>
-          <w:rFonts w:ascii="Arial" w:hAnsi="Arial" w:cs="Arial"/>
+          <w:rFonts w:ascii="Arial" w:hAnsi="Arial" w:cs="Arial" w:eastAsia="Arial"/>
           <w:color w:val="000000"/>
           <w:sz w:val="18"/>
           <w:highlight w:val="lightGray"/>
@@ -91,13 +91,13 @@
       </w:pPr>
       <w:r>
         <w:rPr>
-          <w:rFonts w:ascii="Roboto Mono" w:hAnsi="Roboto Mono"/>
+          <w:rFonts w:ascii="Roboto Mono" w:hAnsi="Roboto Mono" w:eastAsia="Roboto Mono"/>
         </w:rPr>
         <w:t xml:space="preserve">An </w:t>
       </w:r>
       <w:r>
         <w:rPr>
-          <w:rFonts w:ascii="Roboto Mono" w:hAnsi="Roboto Mono"/>
+          <w:rFonts w:ascii="Roboto Mono" w:hAnsi="Roboto Mono" w:eastAsia="Roboto Mono"/>
           <w:b/>
           <w:bCs/>
         </w:rPr>
@@ -105,13 +105,13 @@
       </w:r>
       <w:r>
         <w:rPr>
-          <w:rFonts w:ascii="Roboto Mono" w:hAnsi="Roboto Mono"/>
+          <w:rFonts w:ascii="Roboto Mono" w:hAnsi="Roboto Mono" w:eastAsia="Roboto Mono"/>
         </w:rPr>
         <w:t xml:space="preserve"> is a </w:t>
       </w:r>
       <w:r>
         <w:rPr>
-          <w:rFonts w:ascii="Roboto Mono" w:hAnsi="Roboto Mono"/>
+          <w:rFonts w:ascii="Roboto Mono" w:hAnsi="Roboto Mono" w:eastAsia="Roboto Mono"/>
           <w:b/>
           <w:bCs/>
         </w:rPr>
@@ -119,7 +119,7 @@
       </w:r>
       <w:r>
         <w:rPr>
-          <w:rFonts w:ascii="Roboto Mono" w:hAnsi="Roboto Mono"/>
+          <w:rFonts w:ascii="Roboto Mono" w:hAnsi="Roboto Mono" w:eastAsia="Roboto Mono"/>
         </w:rPr>
         <w:t>.</w:t>
       </w:r>
@@ -132,7 +132,7 @@
       </w:pPr>
       <w:r>
         <w:rPr>
-          <w:rFonts w:ascii="Roboto Mono" w:hAnsi="Roboto Mono"/>
+          <w:rFonts w:ascii="Roboto Mono" w:hAnsi="Roboto Mono" w:eastAsia="Roboto Mono"/>
         </w:rPr>
         <w:t>Attributes provide the details stored about an entity.</w:t>
       </w:r>
@@ -145,7 +145,7 @@
       </w:pPr>
       <w:r>
         <w:rPr>
-          <w:rFonts w:ascii="Roboto Mono" w:hAnsi="Roboto Mono"/>
+          <w:rFonts w:ascii="Roboto Mono" w:hAnsi="Roboto Mono" w:eastAsia="Roboto Mono"/>
         </w:rPr>
         <w:pict w14:anchorId="1B7FEAF3">
           <v:rect id="_x0000_i1025" style="width:0;height:1.5pt" o:hralign="center" o:hrstd="t" o:hr="t" fillcolor="#a0a0a0" stroked="f"/>
@@ -169,7 +169,7 @@
     <w:p>
       <w:r>
         <w:rPr>
-          <w:rFonts w:ascii="Arial" w:hAnsi="Arial" w:cs="Arial"/>
+          <w:rFonts w:ascii="Arial" w:hAnsi="Arial" w:cs="Arial" w:eastAsia="Arial"/>
           <w:b/>
           <w:color w:val="000000"/>
           <w:sz w:val="18"/>
@@ -179,7 +179,7 @@
       </w:r>
       <w:r>
         <w:rPr>
-          <w:rFonts w:ascii="Arial" w:hAnsi="Arial" w:cs="Arial"/>
+          <w:rFonts w:ascii="Arial" w:hAnsi="Arial" w:cs="Arial" w:eastAsia="Arial"/>
           <w:color w:val="000000"/>
           <w:sz w:val="18"/>
           <w:highlight w:val="lightGray"/>
@@ -188,7 +188,7 @@
       </w:r>
       <w:r>
         <w:rPr>
-          <w:rFonts w:ascii="Arial" w:hAnsi="Arial" w:cs="Arial"/>
+          <w:rFonts w:ascii="Arial" w:hAnsi="Arial" w:cs="Arial" w:eastAsia="Arial"/>
           <w:b/>
           <w:color w:val="000000"/>
           <w:sz w:val="18"/>
@@ -198,7 +198,7 @@
       </w:r>
       <w:r>
         <w:rPr>
-          <w:rFonts w:ascii="Arial" w:hAnsi="Arial" w:cs="Arial"/>
+          <w:rFonts w:ascii="Arial" w:hAnsi="Arial" w:cs="Arial" w:eastAsia="Arial"/>
           <w:color w:val="000000"/>
           <w:sz w:val="18"/>
           <w:highlight w:val="lightGray"/>
@@ -207,7 +207,7 @@
       </w:r>
       <w:r>
         <w:rPr>
-          <w:rFonts w:ascii="Arial" w:hAnsi="Arial" w:cs="Arial"/>
+          <w:rFonts w:ascii="Arial" w:hAnsi="Arial" w:cs="Arial" w:eastAsia="Arial"/>
           <w:b/>
           <w:color w:val="000000"/>
           <w:sz w:val="18"/>
@@ -217,7 +217,7 @@
       </w:r>
       <w:r>
         <w:rPr>
-          <w:rFonts w:ascii="Arial" w:hAnsi="Arial" w:cs="Arial"/>
+          <w:rFonts w:ascii="Arial" w:hAnsi="Arial" w:cs="Arial" w:eastAsia="Arial"/>
           <w:color w:val="000000"/>
           <w:sz w:val="18"/>
           <w:highlight w:val="lightGray"/>
@@ -226,7 +226,7 @@
       </w:r>
       <w:r>
         <w:rPr>
-          <w:rFonts w:ascii="Arial" w:hAnsi="Arial" w:cs="Arial"/>
+          <w:rFonts w:ascii="Arial" w:hAnsi="Arial" w:cs="Arial" w:eastAsia="Arial"/>
           <w:color w:val="000000"/>
           <w:sz w:val="18"/>
         </w:rPr>
@@ -241,7 +241,7 @@
       </w:pPr>
       <w:r>
         <w:rPr>
-          <w:rFonts w:ascii="Roboto Mono" w:hAnsi="Roboto Mono"/>
+          <w:rFonts w:ascii="Roboto Mono" w:hAnsi="Roboto Mono" w:eastAsia="Roboto Mono"/>
         </w:rPr>
         <w:t>Attributes help answer:</w:t>
       </w:r>
@@ -258,7 +258,7 @@
       </w:pPr>
       <w:r>
         <w:rPr>
-          <w:rFonts w:ascii="Roboto Mono" w:hAnsi="Roboto Mono"/>
+          <w:rFonts w:ascii="Roboto Mono" w:hAnsi="Roboto Mono" w:eastAsia="Roboto Mono"/>
         </w:rPr>
         <w:t xml:space="preserve">What information should be stored about an entity? </w:t>
       </w:r>
@@ -275,7 +275,7 @@
       </w:pPr>
       <w:r>
         <w:rPr>
-          <w:rFonts w:ascii="Roboto Mono" w:hAnsi="Roboto Mono"/>
+          <w:rFonts w:ascii="Roboto Mono" w:hAnsi="Roboto Mono" w:eastAsia="Roboto Mono"/>
         </w:rPr>
         <w:t xml:space="preserve">What details describe the entity? </w:t>
       </w:r>
@@ -292,7 +292,7 @@
       </w:pPr>
       <w:r>
         <w:rPr>
-          <w:rFonts w:ascii="Roboto Mono" w:hAnsi="Roboto Mono"/>
+          <w:rFonts w:ascii="Roboto Mono" w:hAnsi="Roboto Mono" w:eastAsia="Roboto Mono"/>
         </w:rPr>
         <w:t xml:space="preserve">What data fields are needed? </w:t>
       </w:r>
@@ -305,7 +305,7 @@
       </w:pPr>
       <w:r>
         <w:rPr>
-          <w:rFonts w:ascii="Roboto Mono" w:hAnsi="Roboto Mono"/>
+          <w:rFonts w:ascii="Roboto Mono" w:hAnsi="Roboto Mono" w:eastAsia="Roboto Mono"/>
         </w:rPr>
         <w:pict w14:anchorId="15653449">
           <v:rect id="_x0000_i1026" style="width:0;height:1.5pt" o:hralign="center" o:hrstd="t" o:hr="t" fillcolor="#a0a0a0" stroked="f"/>
@@ -329,7 +329,7 @@
     <w:p>
       <w:r>
         <w:rPr>
-          <w:rFonts w:ascii="Arial" w:hAnsi="Arial" w:cs="Arial"/>
+          <w:rFonts w:ascii="Arial" w:hAnsi="Arial" w:cs="Arial" w:eastAsia="Arial"/>
           <w:b/>
           <w:color w:val="000000"/>
           <w:sz w:val="18"/>
@@ -339,7 +339,7 @@
       </w:r>
       <w:r>
         <w:rPr>
-          <w:rFonts w:ascii="Arial" w:hAnsi="Arial" w:cs="Arial"/>
+          <w:rFonts w:ascii="Arial" w:hAnsi="Arial" w:cs="Arial" w:eastAsia="Arial"/>
           <w:color w:val="000000"/>
           <w:sz w:val="18"/>
           <w:highlight w:val="lightGray"/>
@@ -348,7 +348,7 @@
       </w:r>
       <w:r>
         <w:rPr>
-          <w:rFonts w:ascii="Arial" w:hAnsi="Arial" w:cs="Arial"/>
+          <w:rFonts w:ascii="Arial" w:hAnsi="Arial" w:cs="Arial" w:eastAsia="Arial"/>
           <w:b/>
           <w:color w:val="000000"/>
           <w:sz w:val="18"/>
@@ -358,7 +358,7 @@
       </w:r>
       <w:r>
         <w:rPr>
-          <w:rFonts w:ascii="Arial" w:hAnsi="Arial" w:cs="Arial"/>
+          <w:rFonts w:ascii="Arial" w:hAnsi="Arial" w:cs="Arial" w:eastAsia="Arial"/>
           <w:color w:val="000000"/>
           <w:sz w:val="18"/>
           <w:highlight w:val="lightGray"/>
@@ -367,7 +367,7 @@
       </w:r>
       <w:r>
         <w:rPr>
-          <w:rFonts w:ascii="Arial" w:hAnsi="Arial" w:cs="Arial"/>
+          <w:rFonts w:ascii="Arial" w:hAnsi="Arial" w:cs="Arial" w:eastAsia="Arial"/>
           <w:b/>
           <w:color w:val="000000"/>
           <w:sz w:val="18"/>
@@ -377,7 +377,7 @@
       </w:r>
       <w:r>
         <w:rPr>
-          <w:rFonts w:ascii="Arial" w:hAnsi="Arial" w:cs="Arial"/>
+          <w:rFonts w:ascii="Arial" w:hAnsi="Arial" w:cs="Arial" w:eastAsia="Arial"/>
           <w:color w:val="000000"/>
           <w:sz w:val="18"/>
           <w:highlight w:val="lightGray"/>
@@ -395,7 +395,7 @@
       </w:pPr>
       <w:r>
         <w:rPr>
-          <w:rFonts w:ascii="Roboto Mono" w:hAnsi="Roboto Mono"/>
+          <w:rFonts w:ascii="Roboto Mono" w:hAnsi="Roboto Mono" w:eastAsia="Roboto Mono"/>
           <w:b/>
           <w:bCs/>
         </w:rPr>
@@ -472,7 +472,7 @@
       </w:pPr>
       <w:r>
         <w:rPr>
-          <w:rFonts w:ascii="Roboto Mono" w:hAnsi="Roboto Mono"/>
+          <w:rFonts w:ascii="Roboto Mono" w:hAnsi="Roboto Mono" w:eastAsia="Roboto Mono"/>
         </w:rPr>
         <w:t>Customer</w:t>
       </w:r>
@@ -487,7 +487,7 @@
       </w:pPr>
       <w:r>
         <w:rPr>
-          <w:rFonts w:ascii="Roboto Mono" w:hAnsi="Roboto Mono"/>
+          <w:rFonts w:ascii="Roboto Mono" w:hAnsi="Roboto Mono" w:eastAsia="Roboto Mono"/>
           <w:b/>
           <w:bCs/>
         </w:rPr>
@@ -564,34 +564,34 @@
       </w:pPr>
       <w:r>
         <w:rPr>
-          <w:rFonts w:ascii="Roboto Mono" w:hAnsi="Roboto Mono"/>
+          <w:rFonts w:ascii="Roboto Mono" w:hAnsi="Roboto Mono" w:eastAsia="Roboto Mono"/>
         </w:rPr>
         <w:t>CustomerID</w:t>
       </w:r>
       <w:r>
         <w:rPr>
-          <w:rFonts w:ascii="Roboto Mono" w:hAnsi="Roboto Mono"/>
+          <w:rFonts w:ascii="Roboto Mono" w:hAnsi="Roboto Mono" w:eastAsia="Roboto Mono"/>
         </w:rPr>
         <w:br/>
         <w:t>Name</w:t>
       </w:r>
       <w:r>
         <w:rPr>
-          <w:rFonts w:ascii="Roboto Mono" w:hAnsi="Roboto Mono"/>
+          <w:rFonts w:ascii="Roboto Mono" w:hAnsi="Roboto Mono" w:eastAsia="Roboto Mono"/>
         </w:rPr>
         <w:br/>
         <w:t>Email</w:t>
       </w:r>
       <w:r>
         <w:rPr>
-          <w:rFonts w:ascii="Roboto Mono" w:hAnsi="Roboto Mono"/>
+          <w:rFonts w:ascii="Roboto Mono" w:hAnsi="Roboto Mono" w:eastAsia="Roboto Mono"/>
         </w:rPr>
         <w:br/>
         <w:t>Phone</w:t>
       </w:r>
       <w:r>
         <w:rPr>
-          <w:rFonts w:ascii="Roboto Mono" w:hAnsi="Roboto Mono"/>
+          <w:rFonts w:ascii="Roboto Mono" w:hAnsi="Roboto Mono" w:eastAsia="Roboto Mono"/>
         </w:rPr>
         <w:br/>
         <w:t>Address</w:t>
@@ -605,7 +605,7 @@
       </w:pPr>
       <w:r>
         <w:rPr>
-          <w:rFonts w:ascii="Roboto Mono" w:hAnsi="Roboto Mono"/>
+          <w:rFonts w:ascii="Roboto Mono" w:hAnsi="Roboto Mono" w:eastAsia="Roboto Mono"/>
         </w:rPr>
         <w:t>Here:</w:t>
       </w:r>
@@ -622,7 +622,7 @@
       </w:pPr>
       <w:r>
         <w:rPr>
-          <w:rFonts w:ascii="Roboto Mono" w:hAnsi="Roboto Mono"/>
+          <w:rFonts w:ascii="Roboto Mono" w:hAnsi="Roboto Mono" w:eastAsia="Roboto Mono"/>
         </w:rPr>
         <w:t xml:space="preserve">Customer = Entity </w:t>
       </w:r>
@@ -639,7 +639,7 @@
       </w:pPr>
       <w:r>
         <w:rPr>
-          <w:rFonts w:ascii="Roboto Mono" w:hAnsi="Roboto Mono"/>
+          <w:rFonts w:ascii="Roboto Mono" w:hAnsi="Roboto Mono" w:eastAsia="Roboto Mono"/>
         </w:rPr>
         <w:t xml:space="preserve">CustomerID, Name, Email, Phone, Address = Attributes </w:t>
       </w:r>
@@ -652,7 +652,7 @@
       </w:pPr>
       <w:r>
         <w:rPr>
-          <w:rFonts w:ascii="Roboto Mono" w:hAnsi="Roboto Mono"/>
+          <w:rFonts w:ascii="Roboto Mono" w:hAnsi="Roboto Mono" w:eastAsia="Roboto Mono"/>
         </w:rPr>
         <w:pict w14:anchorId="66939D59">
           <v:rect id="_x0000_i1027" style="width:0;height:1.5pt" o:hralign="center" o:hrstd="t" o:hr="t" fillcolor="#a0a0a0" stroked="f"/>
@@ -676,7 +676,7 @@
     <w:p>
       <w:r>
         <w:rPr>
-          <w:rFonts w:ascii="Arial" w:hAnsi="Arial" w:cs="Arial"/>
+          <w:rFonts w:ascii="Arial" w:hAnsi="Arial" w:cs="Arial" w:eastAsia="Arial"/>
           <w:b/>
           <w:color w:val="000000"/>
           <w:sz w:val="18"/>
@@ -686,7 +686,7 @@
       </w:r>
       <w:r>
         <w:rPr>
-          <w:rFonts w:ascii="Arial" w:hAnsi="Arial" w:cs="Arial"/>
+          <w:rFonts w:ascii="Arial" w:hAnsi="Arial" w:cs="Arial" w:eastAsia="Arial"/>
           <w:color w:val="000000"/>
           <w:sz w:val="18"/>
           <w:highlight w:val="lightGray"/>
@@ -695,7 +695,7 @@
       </w:r>
       <w:r>
         <w:rPr>
-          <w:rFonts w:ascii="Arial" w:hAnsi="Arial" w:cs="Arial"/>
+          <w:rFonts w:ascii="Arial" w:hAnsi="Arial" w:cs="Arial" w:eastAsia="Arial"/>
           <w:b/>
           <w:color w:val="000000"/>
           <w:sz w:val="18"/>
@@ -705,7 +705,7 @@
       </w:r>
       <w:r>
         <w:rPr>
-          <w:rFonts w:ascii="Arial" w:hAnsi="Arial" w:cs="Arial"/>
+          <w:rFonts w:ascii="Arial" w:hAnsi="Arial" w:cs="Arial" w:eastAsia="Arial"/>
           <w:color w:val="000000"/>
           <w:sz w:val="18"/>
           <w:highlight w:val="lightGray"/>
@@ -714,7 +714,7 @@
       </w:r>
       <w:r>
         <w:rPr>
-          <w:rFonts w:ascii="Arial" w:hAnsi="Arial" w:cs="Arial"/>
+          <w:rFonts w:ascii="Arial" w:hAnsi="Arial" w:cs="Arial" w:eastAsia="Arial"/>
           <w:b/>
           <w:color w:val="000000"/>
           <w:sz w:val="18"/>
@@ -724,7 +724,7 @@
       </w:r>
       <w:r>
         <w:rPr>
-          <w:rFonts w:ascii="Arial" w:hAnsi="Arial" w:cs="Arial"/>
+          <w:rFonts w:ascii="Arial" w:hAnsi="Arial" w:cs="Arial" w:eastAsia="Arial"/>
           <w:color w:val="000000"/>
           <w:sz w:val="18"/>
           <w:highlight w:val="lightGray"/>
@@ -742,7 +742,7 @@
       </w:pPr>
       <w:r>
         <w:rPr>
-          <w:rFonts w:ascii="Roboto Mono" w:hAnsi="Roboto Mono"/>
+          <w:rFonts w:ascii="Roboto Mono" w:hAnsi="Roboto Mono" w:eastAsia="Roboto Mono"/>
           <w:b/>
           <w:bCs/>
         </w:rPr>
@@ -1079,7 +1079,7 @@
       </w:pPr>
       <w:r>
         <w:rPr>
-          <w:rFonts w:ascii="Roboto Mono" w:hAnsi="Roboto Mono"/>
+          <w:rFonts w:ascii="Roboto Mono" w:hAnsi="Roboto Mono" w:eastAsia="Roboto Mono"/>
           <w:b/>
           <w:bCs/>
         </w:rPr>
@@ -1416,7 +1416,7 @@
       </w:pPr>
       <w:r>
         <w:rPr>
-          <w:rFonts w:ascii="Roboto Mono" w:hAnsi="Roboto Mono"/>
+          <w:rFonts w:ascii="Roboto Mono" w:hAnsi="Roboto Mono" w:eastAsia="Roboto Mono"/>
           <w:b/>
           <w:bCs/>
         </w:rPr>
@@ -1744,7 +1744,7 @@
       </w:pPr>
       <w:r>
         <w:rPr>
-          <w:rFonts w:ascii="Roboto Mono" w:hAnsi="Roboto Mono"/>
+          <w:rFonts w:ascii="Roboto Mono" w:hAnsi="Roboto Mono" w:eastAsia="Roboto Mono"/>
         </w:rPr>
         <w:pict w14:anchorId="48084E73">
           <v:rect id="_x0000_i1028" style="width:0;height:1.5pt" o:hralign="center" o:hrstd="t" o:hr="t" fillcolor="#a0a0a0" stroked="f"/>
@@ -1768,7 +1768,7 @@
     <w:p>
       <w:r>
         <w:rPr>
-          <w:rFonts w:ascii="Arial" w:hAnsi="Arial" w:cs="Arial"/>
+          <w:rFonts w:ascii="Arial" w:hAnsi="Arial" w:cs="Arial" w:eastAsia="Arial"/>
           <w:b/>
           <w:color w:val="000000"/>
           <w:sz w:val="18"/>
@@ -1778,7 +1778,7 @@
       </w:r>
       <w:r>
         <w:rPr>
-          <w:rFonts w:ascii="Arial" w:hAnsi="Arial" w:cs="Arial"/>
+          <w:rFonts w:ascii="Arial" w:hAnsi="Arial" w:cs="Arial" w:eastAsia="Arial"/>
           <w:color w:val="000000"/>
           <w:sz w:val="18"/>
           <w:highlight w:val="lightGray"/>
@@ -1787,7 +1787,7 @@
       </w:r>
       <w:r>
         <w:rPr>
-          <w:rFonts w:ascii="Arial" w:hAnsi="Arial" w:cs="Arial"/>
+          <w:rFonts w:ascii="Arial" w:hAnsi="Arial" w:cs="Arial" w:eastAsia="Arial"/>
           <w:b/>
           <w:color w:val="000000"/>
           <w:sz w:val="18"/>
@@ -1797,7 +1797,7 @@
       </w:r>
       <w:r>
         <w:rPr>
-          <w:rFonts w:ascii="Arial" w:hAnsi="Arial" w:cs="Arial"/>
+          <w:rFonts w:ascii="Arial" w:hAnsi="Arial" w:cs="Arial" w:eastAsia="Arial"/>
           <w:color w:val="000000"/>
           <w:sz w:val="18"/>
           <w:highlight w:val="lightGray"/>
@@ -1806,7 +1806,7 @@
       </w:r>
       <w:r>
         <w:rPr>
-          <w:rFonts w:ascii="Arial" w:hAnsi="Arial" w:cs="Arial"/>
+          <w:rFonts w:ascii="Arial" w:hAnsi="Arial" w:cs="Arial" w:eastAsia="Arial"/>
           <w:b/>
           <w:color w:val="000000"/>
           <w:sz w:val="18"/>
@@ -1816,7 +1816,7 @@
       </w:r>
       <w:r>
         <w:rPr>
-          <w:rFonts w:ascii="Arial" w:hAnsi="Arial" w:cs="Arial"/>
+          <w:rFonts w:ascii="Arial" w:hAnsi="Arial" w:cs="Arial" w:eastAsia="Arial"/>
           <w:color w:val="000000"/>
           <w:sz w:val="18"/>
           <w:highlight w:val="lightGray"/>
@@ -1832,7 +1832,7 @@
       </w:pPr>
       <w:r>
         <w:rPr>
-          <w:rFonts w:ascii="Roboto Mono" w:hAnsi="Roboto Mono"/>
+          <w:rFonts w:ascii="Roboto Mono" w:hAnsi="Roboto Mono" w:eastAsia="Roboto Mono"/>
         </w:rPr>
         <w:t>An attribute:</w:t>
       </w:r>
@@ -1849,7 +1849,7 @@
       </w:pPr>
       <w:r>
         <w:rPr>
-          <w:rFonts w:ascii="Roboto Mono" w:hAnsi="Roboto Mono"/>
+          <w:rFonts w:ascii="Roboto Mono" w:hAnsi="Roboto Mono" w:eastAsia="Roboto Mono"/>
         </w:rPr>
         <w:t xml:space="preserve">Describes an entity </w:t>
       </w:r>
@@ -1866,7 +1866,7 @@
       </w:pPr>
       <w:r>
         <w:rPr>
-          <w:rFonts w:ascii="Roboto Mono" w:hAnsi="Roboto Mono"/>
+          <w:rFonts w:ascii="Roboto Mono" w:hAnsi="Roboto Mono" w:eastAsia="Roboto Mono"/>
         </w:rPr>
         <w:t xml:space="preserve">Stores data values </w:t>
       </w:r>
@@ -1883,7 +1883,7 @@
       </w:pPr>
       <w:r>
         <w:rPr>
-          <w:rFonts w:ascii="Roboto Mono" w:hAnsi="Roboto Mono"/>
+          <w:rFonts w:ascii="Roboto Mono" w:hAnsi="Roboto Mono" w:eastAsia="Roboto Mono"/>
         </w:rPr>
         <w:t xml:space="preserve">Has a name </w:t>
       </w:r>
@@ -1900,7 +1900,7 @@
       </w:pPr>
       <w:r>
         <w:rPr>
-          <w:rFonts w:ascii="Roboto Mono" w:hAnsi="Roboto Mono"/>
+          <w:rFonts w:ascii="Roboto Mono" w:hAnsi="Roboto Mono" w:eastAsia="Roboto Mono"/>
         </w:rPr>
         <w:t xml:space="preserve">Has a data type </w:t>
       </w:r>
@@ -1917,7 +1917,7 @@
       </w:pPr>
       <w:r>
         <w:rPr>
-          <w:rFonts w:ascii="Roboto Mono" w:hAnsi="Roboto Mono"/>
+          <w:rFonts w:ascii="Roboto Mono" w:hAnsi="Roboto Mono" w:eastAsia="Roboto Mono"/>
         </w:rPr>
         <w:t xml:space="preserve">May have constraints </w:t>
       </w:r>
@@ -1930,7 +1930,7 @@
       </w:pPr>
       <w:r>
         <w:rPr>
-          <w:rFonts w:ascii="Roboto Mono" w:hAnsi="Roboto Mono"/>
+          <w:rFonts w:ascii="Roboto Mono" w:hAnsi="Roboto Mono" w:eastAsia="Roboto Mono"/>
         </w:rPr>
         <w:pict w14:anchorId="01B679EF">
           <v:rect id="_x0000_i1029" style="width:0;height:1.5pt" o:hralign="center" o:hrstd="t" o:hr="t" fillcolor="#a0a0a0" stroked="f"/>
@@ -1963,7 +1963,7 @@
     <w:p>
       <w:r>
         <w:rPr>
-          <w:rFonts w:ascii="Arial" w:hAnsi="Arial" w:cs="Arial"/>
+          <w:rFonts w:ascii="Arial" w:hAnsi="Arial" w:cs="Arial" w:eastAsia="Arial"/>
           <w:b/>
           <w:color w:val="000000"/>
           <w:sz w:val="18"/>
@@ -1973,7 +1973,7 @@
       </w:r>
       <w:r>
         <w:rPr>
-          <w:rFonts w:ascii="Arial" w:hAnsi="Arial" w:cs="Arial"/>
+          <w:rFonts w:ascii="Arial" w:hAnsi="Arial" w:cs="Arial" w:eastAsia="Arial"/>
           <w:color w:val="000000"/>
           <w:sz w:val="18"/>
           <w:highlight w:val="lightGray"/>
@@ -1982,7 +1982,7 @@
       </w:r>
       <w:r>
         <w:rPr>
-          <w:rFonts w:ascii="Arial" w:hAnsi="Arial" w:cs="Arial"/>
+          <w:rFonts w:ascii="Arial" w:hAnsi="Arial" w:cs="Arial" w:eastAsia="Arial"/>
           <w:b/>
           <w:color w:val="000000"/>
           <w:sz w:val="18"/>
@@ -1992,7 +1992,7 @@
       </w:r>
       <w:r>
         <w:rPr>
-          <w:rFonts w:ascii="Arial" w:hAnsi="Arial" w:cs="Arial"/>
+          <w:rFonts w:ascii="Arial" w:hAnsi="Arial" w:cs="Arial" w:eastAsia="Arial"/>
           <w:color w:val="000000"/>
           <w:sz w:val="18"/>
           <w:highlight w:val="lightGray"/>
@@ -2001,7 +2001,7 @@
       </w:r>
       <w:r>
         <w:rPr>
-          <w:rFonts w:ascii="Arial" w:hAnsi="Arial" w:cs="Arial"/>
+          <w:rFonts w:ascii="Arial" w:hAnsi="Arial" w:cs="Arial" w:eastAsia="Arial"/>
           <w:b/>
           <w:color w:val="000000"/>
           <w:sz w:val="18"/>
@@ -2011,7 +2011,7 @@
       </w:r>
       <w:r>
         <w:rPr>
-          <w:rFonts w:ascii="Arial" w:hAnsi="Arial" w:cs="Arial"/>
+          <w:rFonts w:ascii="Arial" w:hAnsi="Arial" w:cs="Arial" w:eastAsia="Arial"/>
           <w:color w:val="000000"/>
           <w:sz w:val="18"/>
           <w:highlight w:val="lightGray"/>
@@ -2027,7 +2027,7 @@
       </w:pPr>
       <w:r>
         <w:rPr>
-          <w:rFonts w:ascii="Roboto Mono" w:hAnsi="Roboto Mono"/>
+          <w:rFonts w:ascii="Roboto Mono" w:hAnsi="Roboto Mono" w:eastAsia="Roboto Mono"/>
         </w:rPr>
         <w:t>In relational databases, attributes usually become columns.</w:t>
       </w:r>
@@ -2042,7 +2042,7 @@
       </w:pPr>
       <w:r>
         <w:rPr>
-          <w:rFonts w:ascii="Roboto Mono" w:hAnsi="Roboto Mono"/>
+          <w:rFonts w:ascii="Roboto Mono" w:hAnsi="Roboto Mono" w:eastAsia="Roboto Mono"/>
           <w:b/>
           <w:bCs/>
         </w:rPr>
@@ -2119,7 +2119,7 @@
       </w:pPr>
       <w:r>
         <w:rPr>
-          <w:rFonts w:ascii="Roboto Mono" w:hAnsi="Roboto Mono"/>
+          <w:rFonts w:ascii="Roboto Mono" w:hAnsi="Roboto Mono" w:eastAsia="Roboto Mono"/>
         </w:rPr>
         <w:t>Customer</w:t>
       </w:r>
@@ -2134,7 +2134,7 @@
       </w:pPr>
       <w:r>
         <w:rPr>
-          <w:rFonts w:ascii="Roboto Mono" w:hAnsi="Roboto Mono"/>
+          <w:rFonts w:ascii="Roboto Mono" w:hAnsi="Roboto Mono" w:eastAsia="Roboto Mono"/>
           <w:b/>
           <w:bCs/>
         </w:rPr>
@@ -2372,7 +2372,7 @@
       </w:pPr>
       <w:r>
         <w:rPr>
-          <w:rFonts w:ascii="Roboto Mono" w:hAnsi="Roboto Mono"/>
+          <w:rFonts w:ascii="Roboto Mono" w:hAnsi="Roboto Mono" w:eastAsia="Roboto Mono"/>
         </w:rPr>
         <w:t>Here:</w:t>
       </w:r>
@@ -2389,7 +2389,7 @@
       </w:pPr>
       <w:r>
         <w:rPr>
-          <w:rFonts w:ascii="Roboto Mono" w:hAnsi="Roboto Mono"/>
+          <w:rFonts w:ascii="Roboto Mono" w:hAnsi="Roboto Mono" w:eastAsia="Roboto Mono"/>
         </w:rPr>
         <w:t xml:space="preserve">Customer = Table (Entity) </w:t>
       </w:r>
@@ -2406,7 +2406,7 @@
       </w:pPr>
       <w:r>
         <w:rPr>
-          <w:rFonts w:ascii="Roboto Mono" w:hAnsi="Roboto Mono"/>
+          <w:rFonts w:ascii="Roboto Mono" w:hAnsi="Roboto Mono" w:eastAsia="Roboto Mono"/>
         </w:rPr>
         <w:t xml:space="preserve">CustomerID, Name, Email = Columns (Attributes) </w:t>
       </w:r>
@@ -2419,7 +2419,7 @@
       </w:pPr>
       <w:r>
         <w:rPr>
-          <w:rFonts w:ascii="Roboto Mono" w:hAnsi="Roboto Mono"/>
+          <w:rFonts w:ascii="Roboto Mono" w:hAnsi="Roboto Mono" w:eastAsia="Roboto Mono"/>
         </w:rPr>
         <w:pict w14:anchorId="5070655E">
           <v:rect id="_x0000_i1030" style="width:0;height:1.5pt" o:hralign="center" o:hrstd="t" o:hr="t" fillcolor="#a0a0a0" stroked="f"/>
@@ -2449,7 +2449,7 @@
       </w:pPr>
       <w:r>
         <w:rPr>
-          <w:rFonts w:ascii="Arial" w:hAnsi="Arial" w:cs="Arial"/>
+          <w:rFonts w:ascii="Arial" w:hAnsi="Arial" w:cs="Arial" w:eastAsia="Arial"/>
           <w:b/>
           <w:color w:val="000000"/>
           <w:sz w:val="18"/>
@@ -2459,7 +2459,7 @@
       </w:r>
       <w:r>
         <w:rPr>
-          <w:rFonts w:ascii="Arial" w:hAnsi="Arial" w:cs="Arial"/>
+          <w:rFonts w:ascii="Arial" w:hAnsi="Arial" w:cs="Arial" w:eastAsia="Arial"/>
           <w:color w:val="000000"/>
           <w:sz w:val="18"/>
           <w:highlight w:val="lightGray"/>
@@ -2468,7 +2468,7 @@
       </w:r>
       <w:r>
         <w:rPr>
-          <w:rFonts w:ascii="Arial" w:hAnsi="Arial" w:cs="Arial"/>
+          <w:rFonts w:ascii="Arial" w:hAnsi="Arial" w:cs="Arial" w:eastAsia="Arial"/>
           <w:b/>
           <w:color w:val="000000"/>
           <w:sz w:val="18"/>
@@ -2478,7 +2478,7 @@
       </w:r>
       <w:r>
         <w:rPr>
-          <w:rFonts w:ascii="Arial" w:hAnsi="Arial" w:cs="Arial"/>
+          <w:rFonts w:ascii="Arial" w:hAnsi="Arial" w:cs="Arial" w:eastAsia="Arial"/>
           <w:color w:val="000000"/>
           <w:sz w:val="18"/>
           <w:highlight w:val="lightGray"/>
@@ -2487,7 +2487,7 @@
       </w:r>
       <w:r>
         <w:rPr>
-          <w:rFonts w:ascii="Arial" w:hAnsi="Arial" w:cs="Arial"/>
+          <w:rFonts w:ascii="Arial" w:hAnsi="Arial" w:cs="Arial" w:eastAsia="Arial"/>
           <w:b/>
           <w:color w:val="000000"/>
           <w:sz w:val="18"/>
@@ -2497,7 +2497,7 @@
       </w:r>
       <w:r>
         <w:rPr>
-          <w:rFonts w:ascii="Arial" w:hAnsi="Arial" w:cs="Arial"/>
+          <w:rFonts w:ascii="Arial" w:hAnsi="Arial" w:cs="Arial" w:eastAsia="Arial"/>
           <w:color w:val="000000"/>
           <w:sz w:val="18"/>
           <w:highlight w:val="lightGray"/>
@@ -2568,76 +2568,76 @@
       </w:pPr>
       <w:r>
         <w:rPr>
-          <w:rFonts w:ascii="Roboto Mono" w:hAnsi="Roboto Mono"/>
+          <w:rFonts w:ascii="Roboto Mono" w:hAnsi="Roboto Mono" w:eastAsia="Roboto Mono"/>
         </w:rPr>
         <w:t xml:space="preserve">      Customer</w:t>
       </w:r>
       <w:r>
         <w:rPr>
-          <w:rFonts w:ascii="Roboto Mono" w:hAnsi="Roboto Mono"/>
+          <w:rFonts w:ascii="Roboto Mono" w:hAnsi="Roboto Mono" w:eastAsia="Roboto Mono"/>
         </w:rPr>
         <w:br/>
         <w:t xml:space="preserve">         </w:t>
       </w:r>
       <w:r>
         <w:rPr>
-          <w:rFonts w:ascii="MS Gothic" w:eastAsia="MS Gothic" w:hAnsi="MS Gothic" w:cs="MS Gothic" w:hint="eastAsia"/>
+          <w:rFonts w:ascii="Roboto Mono" w:eastAsia="Roboto Mono" w:hAnsi="Roboto Mono" w:cs="MS Gothic" w:hint="eastAsia"/>
         </w:rPr>
         <w:t>│</w:t>
       </w:r>
       <w:r>
         <w:rPr>
-          <w:rFonts w:ascii="Roboto Mono" w:hAnsi="Roboto Mono"/>
+          <w:rFonts w:ascii="Roboto Mono" w:hAnsi="Roboto Mono" w:eastAsia="Roboto Mono"/>
         </w:rPr>
         <w:br/>
         <w:t xml:space="preserve"> </w:t>
       </w:r>
       <w:r>
         <w:rPr>
-          <w:rFonts w:ascii="MS Gothic" w:eastAsia="MS Gothic" w:hAnsi="MS Gothic" w:cs="MS Gothic" w:hint="eastAsia"/>
+          <w:rFonts w:ascii="Roboto Mono" w:eastAsia="Roboto Mono" w:hAnsi="Roboto Mono" w:cs="MS Gothic" w:hint="eastAsia"/>
         </w:rPr>
         <w:t>┌───────┼────────┐</w:t>
       </w:r>
       <w:r>
         <w:rPr>
-          <w:rFonts w:ascii="Roboto Mono" w:hAnsi="Roboto Mono"/>
+          <w:rFonts w:ascii="Roboto Mono" w:hAnsi="Roboto Mono" w:eastAsia="Roboto Mono"/>
         </w:rPr>
         <w:br/>
         <w:t xml:space="preserve"> </w:t>
       </w:r>
       <w:r>
         <w:rPr>
-          <w:rFonts w:ascii="MS Gothic" w:eastAsia="MS Gothic" w:hAnsi="MS Gothic" w:cs="MS Gothic" w:hint="eastAsia"/>
+          <w:rFonts w:ascii="Roboto Mono" w:eastAsia="Roboto Mono" w:hAnsi="Roboto Mono" w:cs="MS Gothic" w:hint="eastAsia"/>
         </w:rPr>
         <w:t>│</w:t>
       </w:r>
       <w:r>
         <w:rPr>
-          <w:rFonts w:ascii="Roboto Mono" w:hAnsi="Roboto Mono"/>
+          <w:rFonts w:ascii="Roboto Mono" w:hAnsi="Roboto Mono" w:eastAsia="Roboto Mono"/>
         </w:rPr>
         <w:t xml:space="preserve">       </w:t>
       </w:r>
       <w:r>
         <w:rPr>
-          <w:rFonts w:ascii="MS Gothic" w:eastAsia="MS Gothic" w:hAnsi="MS Gothic" w:cs="MS Gothic" w:hint="eastAsia"/>
+          <w:rFonts w:ascii="Roboto Mono" w:eastAsia="Roboto Mono" w:hAnsi="Roboto Mono" w:cs="MS Gothic" w:hint="eastAsia"/>
         </w:rPr>
         <w:t>│</w:t>
       </w:r>
       <w:r>
         <w:rPr>
-          <w:rFonts w:ascii="Roboto Mono" w:hAnsi="Roboto Mono"/>
+          <w:rFonts w:ascii="Roboto Mono" w:hAnsi="Roboto Mono" w:eastAsia="Roboto Mono"/>
         </w:rPr>
         <w:t xml:space="preserve">        </w:t>
       </w:r>
       <w:r>
         <w:rPr>
-          <w:rFonts w:ascii="MS Gothic" w:eastAsia="MS Gothic" w:hAnsi="MS Gothic" w:cs="MS Gothic" w:hint="eastAsia"/>
+          <w:rFonts w:ascii="Roboto Mono" w:eastAsia="Roboto Mono" w:hAnsi="Roboto Mono" w:cs="MS Gothic" w:hint="eastAsia"/>
         </w:rPr>
         <w:t>│</w:t>
       </w:r>
       <w:r>
         <w:rPr>
-          <w:rFonts w:ascii="Roboto Mono" w:hAnsi="Roboto Mono"/>
+          <w:rFonts w:ascii="Roboto Mono" w:hAnsi="Roboto Mono" w:eastAsia="Roboto Mono"/>
         </w:rPr>
         <w:br/>
         <w:t>ID     Name     Email</w:t>
@@ -2655,7 +2655,7 @@
       </w:pPr>
       <w:r>
         <w:rPr>
-          <w:rFonts w:ascii="Roboto Mono" w:hAnsi="Roboto Mono"/>
+          <w:rFonts w:ascii="Roboto Mono" w:hAnsi="Roboto Mono" w:eastAsia="Roboto Mono"/>
         </w:rPr>
         <w:t xml:space="preserve">Customer = Entity </w:t>
       </w:r>
@@ -2672,7 +2672,7 @@
       </w:pPr>
       <w:r>
         <w:rPr>
-          <w:rFonts w:ascii="Roboto Mono" w:hAnsi="Roboto Mono"/>
+          <w:rFonts w:ascii="Roboto Mono" w:hAnsi="Roboto Mono" w:eastAsia="Roboto Mono"/>
         </w:rPr>
         <w:t xml:space="preserve">ID, Name, Email = Attributes </w:t>
       </w:r>
@@ -2685,7 +2685,7 @@
       </w:pPr>
       <w:r>
         <w:rPr>
-          <w:rFonts w:ascii="Roboto Mono" w:hAnsi="Roboto Mono"/>
+          <w:rFonts w:ascii="Roboto Mono" w:hAnsi="Roboto Mono" w:eastAsia="Roboto Mono"/>
         </w:rPr>
         <w:pict w14:anchorId="02EDB30D">
           <v:rect id="_x0000_i1031" style="width:0;height:1.5pt" o:hralign="center" o:hrstd="t" o:hr="t" fillcolor="#a0a0a0" stroked="f"/>
@@ -2717,7 +2717,7 @@
     <w:p>
       <w:r>
         <w:rPr>
-          <w:rFonts w:ascii="Arial" w:hAnsi="Arial" w:cs="Arial"/>
+          <w:rFonts w:ascii="Arial" w:hAnsi="Arial" w:cs="Arial" w:eastAsia="Arial"/>
           <w:b/>
           <w:color w:val="000000"/>
           <w:sz w:val="18"/>
@@ -2727,7 +2727,7 @@
       </w:r>
       <w:r>
         <w:rPr>
-          <w:rFonts w:ascii="Arial" w:hAnsi="Arial" w:cs="Arial"/>
+          <w:rFonts w:ascii="Arial" w:hAnsi="Arial" w:cs="Arial" w:eastAsia="Arial"/>
           <w:color w:val="000000"/>
           <w:sz w:val="18"/>
           <w:highlight w:val="lightGray"/>
@@ -2736,7 +2736,7 @@
       </w:r>
       <w:r>
         <w:rPr>
-          <w:rFonts w:ascii="Arial" w:hAnsi="Arial" w:cs="Arial"/>
+          <w:rFonts w:ascii="Arial" w:hAnsi="Arial" w:cs="Arial" w:eastAsia="Arial"/>
           <w:b/>
           <w:color w:val="000000"/>
           <w:sz w:val="18"/>
@@ -2746,7 +2746,7 @@
       </w:r>
       <w:r>
         <w:rPr>
-          <w:rFonts w:ascii="Arial" w:hAnsi="Arial" w:cs="Arial"/>
+          <w:rFonts w:ascii="Arial" w:hAnsi="Arial" w:cs="Arial" w:eastAsia="Arial"/>
           <w:color w:val="000000"/>
           <w:sz w:val="18"/>
           <w:highlight w:val="lightGray"/>
@@ -2755,7 +2755,7 @@
       </w:r>
       <w:r>
         <w:rPr>
-          <w:rFonts w:ascii="Arial" w:hAnsi="Arial" w:cs="Arial"/>
+          <w:rFonts w:ascii="Arial" w:hAnsi="Arial" w:cs="Arial" w:eastAsia="Arial"/>
           <w:b/>
           <w:color w:val="000000"/>
           <w:sz w:val="18"/>
@@ -2765,7 +2765,7 @@
       </w:r>
       <w:r>
         <w:rPr>
-          <w:rFonts w:ascii="Arial" w:hAnsi="Arial" w:cs="Arial"/>
+          <w:rFonts w:ascii="Arial" w:hAnsi="Arial" w:cs="Arial" w:eastAsia="Arial"/>
           <w:color w:val="000000"/>
           <w:sz w:val="18"/>
           <w:highlight w:val="lightGray"/>
@@ -2781,7 +2781,7 @@
       </w:pPr>
       <w:r>
         <w:rPr>
-          <w:rFonts w:ascii="Roboto Mono" w:hAnsi="Roboto Mono"/>
+          <w:rFonts w:ascii="Roboto Mono" w:hAnsi="Roboto Mono" w:eastAsia="Roboto Mono"/>
         </w:rPr>
         <w:t>Cannot be divided further.</w:t>
       </w:r>
@@ -2794,7 +2794,7 @@
       </w:pPr>
       <w:r>
         <w:rPr>
-          <w:rFonts w:ascii="Roboto Mono" w:hAnsi="Roboto Mono"/>
+          <w:rFonts w:ascii="Roboto Mono" w:hAnsi="Roboto Mono" w:eastAsia="Roboto Mono"/>
         </w:rPr>
         <w:t>Example:</w:t>
       </w:r>
@@ -2867,20 +2867,20 @@
       </w:pPr>
       <w:r>
         <w:rPr>
-          <w:rFonts w:ascii="Roboto Mono" w:hAnsi="Roboto Mono"/>
+          <w:rFonts w:ascii="Roboto Mono" w:hAnsi="Roboto Mono" w:eastAsia="Roboto Mono"/>
         </w:rPr>
         <w:t>Age</w:t>
       </w:r>
       <w:r>
         <w:rPr>
-          <w:rFonts w:ascii="Roboto Mono" w:hAnsi="Roboto Mono"/>
+          <w:rFonts w:ascii="Roboto Mono" w:hAnsi="Roboto Mono" w:eastAsia="Roboto Mono"/>
         </w:rPr>
         <w:br/>
         <w:t>Salary</w:t>
       </w:r>
       <w:r>
         <w:rPr>
-          <w:rFonts w:ascii="Roboto Mono" w:hAnsi="Roboto Mono"/>
+          <w:rFonts w:ascii="Roboto Mono" w:hAnsi="Roboto Mono" w:eastAsia="Roboto Mono"/>
         </w:rPr>
         <w:br/>
         <w:t>Price</w:t>
@@ -2894,7 +2894,7 @@
       </w:pPr>
       <w:r>
         <w:rPr>
-          <w:rFonts w:ascii="Roboto Mono" w:hAnsi="Roboto Mono"/>
+          <w:rFonts w:ascii="Roboto Mono" w:hAnsi="Roboto Mono" w:eastAsia="Roboto Mono"/>
         </w:rPr>
         <w:pict w14:anchorId="73FAB36A">
           <v:rect id="_x0000_i1032" style="width:0;height:1.5pt" o:hralign="center" o:hrstd="t" o:hr="t" fillcolor="#a0a0a0" stroked="f"/>
@@ -2912,7 +2912,7 @@
     <w:p>
       <w:r>
         <w:rPr>
-          <w:rFonts w:ascii="Arial" w:hAnsi="Arial" w:cs="Arial"/>
+          <w:rFonts w:ascii="Arial" w:hAnsi="Arial" w:cs="Arial" w:eastAsia="Arial"/>
           <w:b/>
           <w:color w:val="000000"/>
           <w:sz w:val="18"/>
@@ -2922,7 +2922,7 @@
       </w:r>
       <w:r>
         <w:rPr>
-          <w:rFonts w:ascii="Arial" w:hAnsi="Arial" w:cs="Arial"/>
+          <w:rFonts w:ascii="Arial" w:hAnsi="Arial" w:cs="Arial" w:eastAsia="Arial"/>
           <w:color w:val="000000"/>
           <w:sz w:val="18"/>
           <w:highlight w:val="lightGray"/>
@@ -2931,7 +2931,7 @@
       </w:r>
       <w:r>
         <w:rPr>
-          <w:rFonts w:ascii="Arial" w:hAnsi="Arial" w:cs="Arial"/>
+          <w:rFonts w:ascii="Arial" w:hAnsi="Arial" w:cs="Arial" w:eastAsia="Arial"/>
           <w:b/>
           <w:color w:val="000000"/>
           <w:sz w:val="18"/>
@@ -2941,7 +2941,7 @@
       </w:r>
       <w:r>
         <w:rPr>
-          <w:rFonts w:ascii="Arial" w:hAnsi="Arial" w:cs="Arial"/>
+          <w:rFonts w:ascii="Arial" w:hAnsi="Arial" w:cs="Arial" w:eastAsia="Arial"/>
           <w:color w:val="000000"/>
           <w:sz w:val="18"/>
           <w:highlight w:val="lightGray"/>
@@ -2950,7 +2950,7 @@
       </w:r>
       <w:r>
         <w:rPr>
-          <w:rFonts w:ascii="Arial" w:hAnsi="Arial" w:cs="Arial"/>
+          <w:rFonts w:ascii="Arial" w:hAnsi="Arial" w:cs="Arial" w:eastAsia="Arial"/>
           <w:b/>
           <w:color w:val="000000"/>
           <w:sz w:val="18"/>
@@ -2960,7 +2960,7 @@
       </w:r>
       <w:r>
         <w:rPr>
-          <w:rFonts w:ascii="Arial" w:hAnsi="Arial" w:cs="Arial"/>
+          <w:rFonts w:ascii="Arial" w:hAnsi="Arial" w:cs="Arial" w:eastAsia="Arial"/>
           <w:color w:val="000000"/>
           <w:sz w:val="18"/>
           <w:highlight w:val="lightGray"/>
@@ -2976,7 +2976,7 @@
       </w:pPr>
       <w:r>
         <w:rPr>
-          <w:rFonts w:ascii="Roboto Mono" w:hAnsi="Roboto Mono"/>
+          <w:rFonts w:ascii="Roboto Mono" w:hAnsi="Roboto Mono" w:eastAsia="Roboto Mono"/>
         </w:rPr>
         <w:t>Can be divided into smaller parts.</w:t>
       </w:r>
@@ -2989,7 +2989,7 @@
       </w:pPr>
       <w:r>
         <w:rPr>
-          <w:rFonts w:ascii="Roboto Mono" w:hAnsi="Roboto Mono"/>
+          <w:rFonts w:ascii="Roboto Mono" w:hAnsi="Roboto Mono" w:eastAsia="Roboto Mono"/>
         </w:rPr>
         <w:t>Example:</w:t>
       </w:r>
@@ -3062,43 +3062,43 @@
       </w:pPr>
       <w:r>
         <w:rPr>
-          <w:rFonts w:ascii="Roboto Mono" w:hAnsi="Roboto Mono"/>
+          <w:rFonts w:ascii="Roboto Mono" w:hAnsi="Roboto Mono" w:eastAsia="Roboto Mono"/>
         </w:rPr>
         <w:t>Full Name</w:t>
       </w:r>
       <w:r>
         <w:rPr>
-          <w:rFonts w:ascii="Roboto Mono" w:hAnsi="Roboto Mono"/>
+          <w:rFonts w:ascii="Roboto Mono" w:hAnsi="Roboto Mono" w:eastAsia="Roboto Mono"/>
         </w:rPr>
         <w:br/>
       </w:r>
       <w:r>
         <w:rPr>
-          <w:rFonts w:ascii="MS Gothic" w:eastAsia="MS Gothic" w:hAnsi="MS Gothic" w:cs="MS Gothic" w:hint="eastAsia"/>
+          <w:rFonts w:ascii="Roboto Mono" w:eastAsia="Roboto Mono" w:hAnsi="Roboto Mono" w:cs="MS Gothic" w:hint="eastAsia"/>
         </w:rPr>
         <w:t>├──</w:t>
       </w:r>
       <w:r>
         <w:rPr>
-          <w:rFonts w:ascii="Roboto Mono" w:hAnsi="Roboto Mono"/>
+          <w:rFonts w:ascii="Roboto Mono" w:hAnsi="Roboto Mono" w:eastAsia="Roboto Mono"/>
         </w:rPr>
         <w:t xml:space="preserve"> First Name</w:t>
       </w:r>
       <w:r>
         <w:rPr>
-          <w:rFonts w:ascii="Roboto Mono" w:hAnsi="Roboto Mono"/>
+          <w:rFonts w:ascii="Roboto Mono" w:hAnsi="Roboto Mono" w:eastAsia="Roboto Mono"/>
         </w:rPr>
         <w:br/>
       </w:r>
       <w:r>
         <w:rPr>
-          <w:rFonts w:ascii="MS Gothic" w:eastAsia="MS Gothic" w:hAnsi="MS Gothic" w:cs="MS Gothic" w:hint="eastAsia"/>
+          <w:rFonts w:ascii="Roboto Mono" w:eastAsia="Roboto Mono" w:hAnsi="Roboto Mono" w:cs="MS Gothic" w:hint="eastAsia"/>
         </w:rPr>
         <w:t>└──</w:t>
       </w:r>
       <w:r>
         <w:rPr>
-          <w:rFonts w:ascii="Roboto Mono" w:hAnsi="Roboto Mono"/>
+          <w:rFonts w:ascii="Roboto Mono" w:hAnsi="Roboto Mono" w:eastAsia="Roboto Mono"/>
         </w:rPr>
         <w:t xml:space="preserve"> Last Name</w:t>
       </w:r>
@@ -3111,7 +3111,7 @@
       </w:pPr>
       <w:r>
         <w:rPr>
-          <w:rFonts w:ascii="Roboto Mono" w:hAnsi="Roboto Mono"/>
+          <w:rFonts w:ascii="Roboto Mono" w:hAnsi="Roboto Mono" w:eastAsia="Roboto Mono"/>
         </w:rPr>
         <w:pict w14:anchorId="73C1E477">
           <v:rect id="_x0000_i1033" style="width:0;height:1.5pt" o:hralign="center" o:hrstd="t" o:hr="t" fillcolor="#a0a0a0" stroked="f"/>
@@ -3129,7 +3129,7 @@
     <w:p>
       <w:r>
         <w:rPr>
-          <w:rFonts w:ascii="Arial" w:hAnsi="Arial" w:cs="Arial"/>
+          <w:rFonts w:ascii="Arial" w:hAnsi="Arial" w:cs="Arial" w:eastAsia="Arial"/>
           <w:b/>
           <w:color w:val="000000"/>
           <w:sz w:val="18"/>
@@ -3139,7 +3139,7 @@
       </w:r>
       <w:r>
         <w:rPr>
-          <w:rFonts w:ascii="Arial" w:hAnsi="Arial" w:cs="Arial"/>
+          <w:rFonts w:ascii="Arial" w:hAnsi="Arial" w:cs="Arial" w:eastAsia="Arial"/>
           <w:color w:val="000000"/>
           <w:sz w:val="18"/>
           <w:highlight w:val="lightGray"/>
@@ -3148,7 +3148,7 @@
       </w:r>
       <w:r>
         <w:rPr>
-          <w:rFonts w:ascii="Arial" w:hAnsi="Arial" w:cs="Arial"/>
+          <w:rFonts w:ascii="Arial" w:hAnsi="Arial" w:cs="Arial" w:eastAsia="Arial"/>
           <w:b/>
           <w:color w:val="000000"/>
           <w:sz w:val="18"/>
@@ -3158,7 +3158,7 @@
       </w:r>
       <w:r>
         <w:rPr>
-          <w:rFonts w:ascii="Arial" w:hAnsi="Arial" w:cs="Arial"/>
+          <w:rFonts w:ascii="Arial" w:hAnsi="Arial" w:cs="Arial" w:eastAsia="Arial"/>
           <w:color w:val="000000"/>
           <w:sz w:val="18"/>
           <w:highlight w:val="lightGray"/>
@@ -3167,7 +3167,7 @@
       </w:r>
       <w:r>
         <w:rPr>
-          <w:rFonts w:ascii="Arial" w:hAnsi="Arial" w:cs="Arial"/>
+          <w:rFonts w:ascii="Arial" w:hAnsi="Arial" w:cs="Arial" w:eastAsia="Arial"/>
           <w:b/>
           <w:color w:val="000000"/>
           <w:sz w:val="18"/>
@@ -3177,7 +3177,7 @@
       </w:r>
       <w:r>
         <w:rPr>
-          <w:rFonts w:ascii="Arial" w:hAnsi="Arial" w:cs="Arial"/>
+          <w:rFonts w:ascii="Arial" w:hAnsi="Arial" w:cs="Arial" w:eastAsia="Arial"/>
           <w:color w:val="000000"/>
           <w:sz w:val="18"/>
           <w:highlight w:val="lightGray"/>
@@ -3193,7 +3193,7 @@
       </w:pPr>
       <w:r>
         <w:rPr>
-          <w:rFonts w:ascii="Roboto Mono" w:hAnsi="Roboto Mono"/>
+          <w:rFonts w:ascii="Roboto Mono" w:hAnsi="Roboto Mono" w:eastAsia="Roboto Mono"/>
         </w:rPr>
         <w:t>Can have multiple values.</w:t>
       </w:r>
@@ -3206,7 +3206,7 @@
       </w:pPr>
       <w:r>
         <w:rPr>
-          <w:rFonts w:ascii="Roboto Mono" w:hAnsi="Roboto Mono"/>
+          <w:rFonts w:ascii="Roboto Mono" w:hAnsi="Roboto Mono" w:eastAsia="Roboto Mono"/>
         </w:rPr>
         <w:t>Example:</w:t>
       </w:r>
@@ -3279,7 +3279,7 @@
       </w:pPr>
       <w:r>
         <w:rPr>
-          <w:rFonts w:ascii="Roboto Mono" w:hAnsi="Roboto Mono"/>
+          <w:rFonts w:ascii="Roboto Mono" w:hAnsi="Roboto Mono" w:eastAsia="Roboto Mono"/>
         </w:rPr>
         <w:t>Phone Numbers</w:t>
       </w:r>
@@ -3352,20 +3352,20 @@
       </w:pPr>
       <w:r>
         <w:rPr>
-          <w:rFonts w:ascii="Roboto Mono" w:hAnsi="Roboto Mono"/>
+          <w:rFonts w:ascii="Roboto Mono" w:hAnsi="Roboto Mono" w:eastAsia="Roboto Mono"/>
         </w:rPr>
         <w:t>01012345678</w:t>
       </w:r>
       <w:r>
         <w:rPr>
-          <w:rFonts w:ascii="Roboto Mono" w:hAnsi="Roboto Mono"/>
+          <w:rFonts w:ascii="Roboto Mono" w:hAnsi="Roboto Mono" w:eastAsia="Roboto Mono"/>
         </w:rPr>
         <w:br/>
         <w:t>01198765432</w:t>
       </w:r>
       <w:r>
         <w:rPr>
-          <w:rFonts w:ascii="Roboto Mono" w:hAnsi="Roboto Mono"/>
+          <w:rFonts w:ascii="Roboto Mono" w:hAnsi="Roboto Mono" w:eastAsia="Roboto Mono"/>
         </w:rPr>
         <w:br/>
         <w:t>01255555555</w:t>
@@ -3379,7 +3379,7 @@
       </w:pPr>
       <w:r>
         <w:rPr>
-          <w:rFonts w:ascii="Roboto Mono" w:hAnsi="Roboto Mono"/>
+          <w:rFonts w:ascii="Roboto Mono" w:hAnsi="Roboto Mono" w:eastAsia="Roboto Mono"/>
         </w:rPr>
         <w:pict w14:anchorId="70669CD8">
           <v:rect id="_x0000_i1034" style="width:0;height:1.5pt" o:hralign="center" o:hrstd="t" o:hr="t" fillcolor="#a0a0a0" stroked="f"/>
@@ -3397,7 +3397,7 @@
     <w:p>
       <w:r>
         <w:rPr>
-          <w:rFonts w:ascii="Arial" w:hAnsi="Arial" w:cs="Arial"/>
+          <w:rFonts w:ascii="Arial" w:hAnsi="Arial" w:cs="Arial" w:eastAsia="Arial"/>
           <w:b/>
           <w:color w:val="000000"/>
           <w:sz w:val="18"/>
@@ -3407,7 +3407,7 @@
       </w:r>
       <w:r>
         <w:rPr>
-          <w:rFonts w:ascii="Arial" w:hAnsi="Arial" w:cs="Arial"/>
+          <w:rFonts w:ascii="Arial" w:hAnsi="Arial" w:cs="Arial" w:eastAsia="Arial"/>
           <w:color w:val="000000"/>
           <w:sz w:val="18"/>
           <w:highlight w:val="lightGray"/>
@@ -3416,7 +3416,7 @@
       </w:r>
       <w:r>
         <w:rPr>
-          <w:rFonts w:ascii="Arial" w:hAnsi="Arial" w:cs="Arial"/>
+          <w:rFonts w:ascii="Arial" w:hAnsi="Arial" w:cs="Arial" w:eastAsia="Arial"/>
           <w:b/>
           <w:color w:val="000000"/>
           <w:sz w:val="18"/>
@@ -3426,7 +3426,7 @@
       </w:r>
       <w:r>
         <w:rPr>
-          <w:rFonts w:ascii="Arial" w:hAnsi="Arial" w:cs="Arial"/>
+          <w:rFonts w:ascii="Arial" w:hAnsi="Arial" w:cs="Arial" w:eastAsia="Arial"/>
           <w:color w:val="000000"/>
           <w:sz w:val="18"/>
           <w:highlight w:val="lightGray"/>
@@ -3435,7 +3435,7 @@
       </w:r>
       <w:r>
         <w:rPr>
-          <w:rFonts w:ascii="Arial" w:hAnsi="Arial" w:cs="Arial"/>
+          <w:rFonts w:ascii="Arial" w:hAnsi="Arial" w:cs="Arial" w:eastAsia="Arial"/>
           <w:b/>
           <w:color w:val="000000"/>
           <w:sz w:val="18"/>
@@ -3445,7 +3445,7 @@
       </w:r>
       <w:r>
         <w:rPr>
-          <w:rFonts w:ascii="Arial" w:hAnsi="Arial" w:cs="Arial"/>
+          <w:rFonts w:ascii="Arial" w:hAnsi="Arial" w:cs="Arial" w:eastAsia="Arial"/>
           <w:color w:val="000000"/>
           <w:sz w:val="18"/>
           <w:highlight w:val="lightGray"/>
@@ -3461,7 +3461,7 @@
       </w:pPr>
       <w:r>
         <w:rPr>
-          <w:rFonts w:ascii="Roboto Mono" w:hAnsi="Roboto Mono"/>
+          <w:rFonts w:ascii="Roboto Mono" w:hAnsi="Roboto Mono" w:eastAsia="Roboto Mono"/>
         </w:rPr>
         <w:t>Calculated from other attributes.</w:t>
       </w:r>
@@ -3474,7 +3474,7 @@
       </w:pPr>
       <w:r>
         <w:rPr>
-          <w:rFonts w:ascii="Roboto Mono" w:hAnsi="Roboto Mono"/>
+          <w:rFonts w:ascii="Roboto Mono" w:hAnsi="Roboto Mono" w:eastAsia="Roboto Mono"/>
         </w:rPr>
         <w:t>Example:</w:t>
       </w:r>
@@ -3547,19 +3547,19 @@
       </w:pPr>
       <w:r>
         <w:rPr>
-          <w:rFonts w:ascii="Roboto Mono" w:hAnsi="Roboto Mono"/>
+          <w:rFonts w:ascii="Roboto Mono" w:hAnsi="Roboto Mono" w:eastAsia="Roboto Mono"/>
         </w:rPr>
         <w:t xml:space="preserve">DateOfBirth </w:t>
       </w:r>
       <w:r>
         <w:rPr>
-          <w:rFonts w:ascii="Arial" w:hAnsi="Arial" w:cs="Arial"/>
+          <w:rFonts w:ascii="Roboto Mono" w:hAnsi="Roboto Mono" w:cs="Arial" w:eastAsia="Roboto Mono"/>
         </w:rPr>
         <w:t>→</w:t>
       </w:r>
       <w:r>
         <w:rPr>
-          <w:rFonts w:ascii="Roboto Mono" w:hAnsi="Roboto Mono"/>
+          <w:rFonts w:ascii="Roboto Mono" w:hAnsi="Roboto Mono" w:eastAsia="Roboto Mono"/>
         </w:rPr>
         <w:t xml:space="preserve"> Age</w:t>
       </w:r>
@@ -3572,7 +3572,7 @@
       </w:pPr>
       <w:r>
         <w:rPr>
-          <w:rFonts w:ascii="Roboto Mono" w:hAnsi="Roboto Mono"/>
+          <w:rFonts w:ascii="Roboto Mono" w:hAnsi="Roboto Mono" w:eastAsia="Roboto Mono"/>
         </w:rPr>
         <w:t>Age is derived from DateOfBirth.</w:t>
       </w:r>
@@ -3585,7 +3585,7 @@
       </w:pPr>
       <w:r>
         <w:rPr>
-          <w:rFonts w:ascii="Roboto Mono" w:hAnsi="Roboto Mono"/>
+          <w:rFonts w:ascii="Roboto Mono" w:hAnsi="Roboto Mono" w:eastAsia="Roboto Mono"/>
         </w:rPr>
         <w:pict w14:anchorId="2B9BEECD">
           <v:rect id="_x0000_i1035" style="width:0;height:1.5pt" o:hralign="center" o:hrstd="t" o:hr="t" fillcolor="#a0a0a0" stroked="f"/>
@@ -3609,7 +3609,7 @@
     <w:p>
       <w:r>
         <w:rPr>
-          <w:rFonts w:ascii="Arial" w:hAnsi="Arial" w:cs="Arial"/>
+          <w:rFonts w:ascii="Arial" w:hAnsi="Arial" w:cs="Arial" w:eastAsia="Arial"/>
           <w:b/>
           <w:color w:val="000000"/>
           <w:sz w:val="18"/>
@@ -3619,7 +3619,7 @@
       </w:r>
       <w:r>
         <w:rPr>
-          <w:rFonts w:ascii="Arial" w:hAnsi="Arial" w:cs="Arial"/>
+          <w:rFonts w:ascii="Arial" w:hAnsi="Arial" w:cs="Arial" w:eastAsia="Arial"/>
           <w:color w:val="000000"/>
           <w:sz w:val="18"/>
           <w:highlight w:val="lightGray"/>
@@ -3628,7 +3628,7 @@
       </w:r>
       <w:r>
         <w:rPr>
-          <w:rFonts w:ascii="Arial" w:hAnsi="Arial" w:cs="Arial"/>
+          <w:rFonts w:ascii="Arial" w:hAnsi="Arial" w:cs="Arial" w:eastAsia="Arial"/>
           <w:b/>
           <w:color w:val="000000"/>
           <w:sz w:val="18"/>
@@ -3638,7 +3638,7 @@
       </w:r>
       <w:r>
         <w:rPr>
-          <w:rFonts w:ascii="Arial" w:hAnsi="Arial" w:cs="Arial"/>
+          <w:rFonts w:ascii="Arial" w:hAnsi="Arial" w:cs="Arial" w:eastAsia="Arial"/>
           <w:color w:val="000000"/>
           <w:sz w:val="18"/>
           <w:highlight w:val="lightGray"/>
@@ -3647,7 +3647,7 @@
       </w:r>
       <w:r>
         <w:rPr>
-          <w:rFonts w:ascii="Arial" w:hAnsi="Arial" w:cs="Arial"/>
+          <w:rFonts w:ascii="Arial" w:hAnsi="Arial" w:cs="Arial" w:eastAsia="Arial"/>
           <w:b/>
           <w:color w:val="000000"/>
           <w:sz w:val="18"/>
@@ -3657,7 +3657,7 @@
       </w:r>
       <w:r>
         <w:rPr>
-          <w:rFonts w:ascii="Arial" w:hAnsi="Arial" w:cs="Arial"/>
+          <w:rFonts w:ascii="Arial" w:hAnsi="Arial" w:cs="Arial" w:eastAsia="Arial"/>
           <w:color w:val="000000"/>
           <w:sz w:val="18"/>
           <w:highlight w:val="lightGray"/>
@@ -3673,7 +3673,7 @@
       </w:pPr>
       <w:r>
         <w:rPr>
-          <w:rFonts w:ascii="Roboto Mono" w:hAnsi="Roboto Mono"/>
+          <w:rFonts w:ascii="Roboto Mono" w:hAnsi="Roboto Mono" w:eastAsia="Roboto Mono"/>
         </w:rPr>
         <w:t>Some attributes uniquely identify an entity.</w:t>
       </w:r>
@@ -3686,7 +3686,7 @@
       </w:pPr>
       <w:r>
         <w:rPr>
-          <w:rFonts w:ascii="Roboto Mono" w:hAnsi="Roboto Mono"/>
+          <w:rFonts w:ascii="Roboto Mono" w:hAnsi="Roboto Mono" w:eastAsia="Roboto Mono"/>
         </w:rPr>
         <w:t>Example:</w:t>
       </w:r>
@@ -3759,7 +3759,7 @@
       </w:pPr>
       <w:r>
         <w:rPr>
-          <w:rFonts w:ascii="Roboto Mono" w:hAnsi="Roboto Mono"/>
+          <w:rFonts w:ascii="Roboto Mono" w:hAnsi="Roboto Mono" w:eastAsia="Roboto Mono"/>
         </w:rPr>
         <w:t>CustomerID</w:t>
       </w:r>
@@ -3772,13 +3772,13 @@
       </w:pPr>
       <w:r>
         <w:rPr>
-          <w:rFonts w:ascii="Roboto Mono" w:hAnsi="Roboto Mono"/>
+          <w:rFonts w:ascii="Roboto Mono" w:hAnsi="Roboto Mono" w:eastAsia="Roboto Mono"/>
         </w:rPr>
         <w:t xml:space="preserve">This is often the </w:t>
       </w:r>
       <w:r>
         <w:rPr>
-          <w:rFonts w:ascii="Roboto Mono" w:hAnsi="Roboto Mono"/>
+          <w:rFonts w:ascii="Roboto Mono" w:hAnsi="Roboto Mono" w:eastAsia="Roboto Mono"/>
           <w:b/>
           <w:bCs/>
         </w:rPr>
@@ -3786,7 +3786,7 @@
       </w:r>
       <w:r>
         <w:rPr>
-          <w:rFonts w:ascii="Roboto Mono" w:hAnsi="Roboto Mono"/>
+          <w:rFonts w:ascii="Roboto Mono" w:hAnsi="Roboto Mono" w:eastAsia="Roboto Mono"/>
         </w:rPr>
         <w:t>.</w:t>
       </w:r>
@@ -4020,7 +4020,7 @@
       </w:pPr>
       <w:r>
         <w:rPr>
-          <w:rFonts w:ascii="Roboto Mono" w:hAnsi="Roboto Mono"/>
+          <w:rFonts w:ascii="Roboto Mono" w:hAnsi="Roboto Mono" w:eastAsia="Roboto Mono"/>
         </w:rPr>
         <w:t>No two customers can have the same CustomerID.</w:t>
       </w:r>
@@ -4033,7 +4033,7 @@
       </w:pPr>
       <w:r>
         <w:rPr>
-          <w:rFonts w:ascii="Roboto Mono" w:hAnsi="Roboto Mono"/>
+          <w:rFonts w:ascii="Roboto Mono" w:hAnsi="Roboto Mono" w:eastAsia="Roboto Mono"/>
         </w:rPr>
         <w:pict w14:anchorId="1824EA58">
           <v:rect id="_x0000_i1036" style="width:0;height:1.5pt" o:hralign="center" o:hrstd="t" o:hr="t" fillcolor="#a0a0a0" stroked="f"/>
@@ -4057,7 +4057,7 @@
     <w:p>
       <w:r>
         <w:rPr>
-          <w:rFonts w:ascii="Arial" w:hAnsi="Arial" w:cs="Arial"/>
+          <w:rFonts w:ascii="Arial" w:hAnsi="Arial" w:cs="Arial" w:eastAsia="Arial"/>
           <w:b/>
           <w:color w:val="000000"/>
           <w:sz w:val="18"/>
@@ -4067,7 +4067,7 @@
       </w:r>
       <w:r>
         <w:rPr>
-          <w:rFonts w:ascii="Arial" w:hAnsi="Arial" w:cs="Arial"/>
+          <w:rFonts w:ascii="Arial" w:hAnsi="Arial" w:cs="Arial" w:eastAsia="Arial"/>
           <w:color w:val="000000"/>
           <w:sz w:val="18"/>
           <w:highlight w:val="lightGray"/>
@@ -4076,7 +4076,7 @@
       </w:r>
       <w:r>
         <w:rPr>
-          <w:rFonts w:ascii="Arial" w:hAnsi="Arial" w:cs="Arial"/>
+          <w:rFonts w:ascii="Arial" w:hAnsi="Arial" w:cs="Arial" w:eastAsia="Arial"/>
           <w:b/>
           <w:color w:val="000000"/>
           <w:sz w:val="18"/>
@@ -4086,7 +4086,7 @@
       </w:r>
       <w:r>
         <w:rPr>
-          <w:rFonts w:ascii="Arial" w:hAnsi="Arial" w:cs="Arial"/>
+          <w:rFonts w:ascii="Arial" w:hAnsi="Arial" w:cs="Arial" w:eastAsia="Arial"/>
           <w:color w:val="000000"/>
           <w:sz w:val="18"/>
           <w:highlight w:val="lightGray"/>
@@ -4095,7 +4095,7 @@
       </w:r>
       <w:r>
         <w:rPr>
-          <w:rFonts w:ascii="Arial" w:hAnsi="Arial" w:cs="Arial"/>
+          <w:rFonts w:ascii="Arial" w:hAnsi="Arial" w:cs="Arial" w:eastAsia="Arial"/>
           <w:b/>
           <w:color w:val="000000"/>
           <w:sz w:val="18"/>
@@ -4105,7 +4105,7 @@
       </w:r>
       <w:r>
         <w:rPr>
-          <w:rFonts w:ascii="Arial" w:hAnsi="Arial" w:cs="Arial"/>
+          <w:rFonts w:ascii="Arial" w:hAnsi="Arial" w:cs="Arial" w:eastAsia="Arial"/>
           <w:color w:val="000000"/>
           <w:sz w:val="18"/>
           <w:highlight w:val="lightGray"/>
@@ -4123,7 +4123,7 @@
       </w:pPr>
       <w:r>
         <w:rPr>
-          <w:rFonts w:ascii="Roboto Mono" w:hAnsi="Roboto Mono"/>
+          <w:rFonts w:ascii="Roboto Mono" w:hAnsi="Roboto Mono" w:eastAsia="Roboto Mono"/>
           <w:b/>
           <w:bCs/>
         </w:rPr>
@@ -4200,7 +4200,7 @@
       </w:pPr>
       <w:r>
         <w:rPr>
-          <w:rFonts w:ascii="Roboto Mono" w:hAnsi="Roboto Mono"/>
+          <w:rFonts w:ascii="Roboto Mono" w:hAnsi="Roboto Mono" w:eastAsia="Roboto Mono"/>
         </w:rPr>
         <w:t>Customer</w:t>
       </w:r>
@@ -4213,7 +4213,7 @@
       </w:pPr>
       <w:r>
         <w:rPr>
-          <w:rFonts w:ascii="Roboto Mono" w:hAnsi="Roboto Mono"/>
+          <w:rFonts w:ascii="Roboto Mono" w:hAnsi="Roboto Mono" w:eastAsia="Roboto Mono"/>
         </w:rPr>
         <w:t>Represents a thing.</w:t>
       </w:r>
@@ -4228,7 +4228,7 @@
       </w:pPr>
       <w:r>
         <w:rPr>
-          <w:rFonts w:ascii="Roboto Mono" w:hAnsi="Roboto Mono"/>
+          <w:rFonts w:ascii="Roboto Mono" w:hAnsi="Roboto Mono" w:eastAsia="Roboto Mono"/>
           <w:b/>
           <w:bCs/>
         </w:rPr>
@@ -4305,20 +4305,20 @@
       </w:pPr>
       <w:r>
         <w:rPr>
-          <w:rFonts w:ascii="Roboto Mono" w:hAnsi="Roboto Mono"/>
+          <w:rFonts w:ascii="Roboto Mono" w:hAnsi="Roboto Mono" w:eastAsia="Roboto Mono"/>
         </w:rPr>
         <w:t>Name</w:t>
       </w:r>
       <w:r>
         <w:rPr>
-          <w:rFonts w:ascii="Roboto Mono" w:hAnsi="Roboto Mono"/>
+          <w:rFonts w:ascii="Roboto Mono" w:hAnsi="Roboto Mono" w:eastAsia="Roboto Mono"/>
         </w:rPr>
         <w:br/>
         <w:t>Email</w:t>
       </w:r>
       <w:r>
         <w:rPr>
-          <w:rFonts w:ascii="Roboto Mono" w:hAnsi="Roboto Mono"/>
+          <w:rFonts w:ascii="Roboto Mono" w:hAnsi="Roboto Mono" w:eastAsia="Roboto Mono"/>
         </w:rPr>
         <w:br/>
         <w:t>Phone</w:t>
@@ -4332,7 +4332,7 @@
       </w:pPr>
       <w:r>
         <w:rPr>
-          <w:rFonts w:ascii="Roboto Mono" w:hAnsi="Roboto Mono"/>
+          <w:rFonts w:ascii="Roboto Mono" w:hAnsi="Roboto Mono" w:eastAsia="Roboto Mono"/>
         </w:rPr>
         <w:t>Represents information about that thing.</w:t>
       </w:r>
@@ -4354,7 +4354,7 @@
       </w:pPr>
       <w:r>
         <w:rPr>
-          <w:rFonts w:ascii="Roboto Mono" w:hAnsi="Roboto Mono"/>
+          <w:rFonts w:ascii="Roboto Mono" w:hAnsi="Roboto Mono" w:eastAsia="Roboto Mono"/>
           <w:b/>
           <w:bCs/>
         </w:rPr>
@@ -4431,79 +4431,79 @@
       </w:pPr>
       <w:r>
         <w:rPr>
-          <w:rFonts w:ascii="Roboto Mono" w:hAnsi="Roboto Mono"/>
+          <w:rFonts w:ascii="Roboto Mono" w:hAnsi="Roboto Mono" w:eastAsia="Roboto Mono"/>
         </w:rPr>
         <w:t>Customer</w:t>
       </w:r>
       <w:r>
         <w:rPr>
-          <w:rFonts w:ascii="Roboto Mono" w:hAnsi="Roboto Mono"/>
+          <w:rFonts w:ascii="Roboto Mono" w:hAnsi="Roboto Mono" w:eastAsia="Roboto Mono"/>
         </w:rPr>
         <w:br/>
       </w:r>
       <w:r>
         <w:rPr>
-          <w:rFonts w:ascii="MS Gothic" w:eastAsia="MS Gothic" w:hAnsi="MS Gothic" w:cs="MS Gothic" w:hint="eastAsia"/>
+          <w:rFonts w:ascii="Roboto Mono" w:eastAsia="Roboto Mono" w:hAnsi="Roboto Mono" w:cs="MS Gothic" w:hint="eastAsia"/>
         </w:rPr>
         <w:t>├──</w:t>
       </w:r>
       <w:r>
         <w:rPr>
-          <w:rFonts w:ascii="Roboto Mono" w:hAnsi="Roboto Mono"/>
+          <w:rFonts w:ascii="Roboto Mono" w:hAnsi="Roboto Mono" w:eastAsia="Roboto Mono"/>
         </w:rPr>
         <w:t xml:space="preserve"> CustomerID</w:t>
       </w:r>
       <w:r>
         <w:rPr>
-          <w:rFonts w:ascii="Roboto Mono" w:hAnsi="Roboto Mono"/>
+          <w:rFonts w:ascii="Roboto Mono" w:hAnsi="Roboto Mono" w:eastAsia="Roboto Mono"/>
         </w:rPr>
         <w:br/>
       </w:r>
       <w:r>
         <w:rPr>
-          <w:rFonts w:ascii="MS Gothic" w:eastAsia="MS Gothic" w:hAnsi="MS Gothic" w:cs="MS Gothic" w:hint="eastAsia"/>
+          <w:rFonts w:ascii="Roboto Mono" w:eastAsia="Roboto Mono" w:hAnsi="Roboto Mono" w:cs="MS Gothic" w:hint="eastAsia"/>
         </w:rPr>
         <w:t>├──</w:t>
       </w:r>
       <w:r>
         <w:rPr>
-          <w:rFonts w:ascii="Roboto Mono" w:hAnsi="Roboto Mono"/>
+          <w:rFonts w:ascii="Roboto Mono" w:hAnsi="Roboto Mono" w:eastAsia="Roboto Mono"/>
         </w:rPr>
         <w:t xml:space="preserve"> Name</w:t>
       </w:r>
       <w:r>
         <w:rPr>
-          <w:rFonts w:ascii="Roboto Mono" w:hAnsi="Roboto Mono"/>
+          <w:rFonts w:ascii="Roboto Mono" w:hAnsi="Roboto Mono" w:eastAsia="Roboto Mono"/>
         </w:rPr>
         <w:br/>
       </w:r>
       <w:r>
         <w:rPr>
-          <w:rFonts w:ascii="MS Gothic" w:eastAsia="MS Gothic" w:hAnsi="MS Gothic" w:cs="MS Gothic" w:hint="eastAsia"/>
+          <w:rFonts w:ascii="Roboto Mono" w:eastAsia="Roboto Mono" w:hAnsi="Roboto Mono" w:cs="MS Gothic" w:hint="eastAsia"/>
         </w:rPr>
         <w:t>├──</w:t>
       </w:r>
       <w:r>
         <w:rPr>
-          <w:rFonts w:ascii="Roboto Mono" w:hAnsi="Roboto Mono"/>
+          <w:rFonts w:ascii="Roboto Mono" w:hAnsi="Roboto Mono" w:eastAsia="Roboto Mono"/>
         </w:rPr>
         <w:t xml:space="preserve"> Email</w:t>
       </w:r>
       <w:r>
         <w:rPr>
-          <w:rFonts w:ascii="Roboto Mono" w:hAnsi="Roboto Mono"/>
+          <w:rFonts w:ascii="Roboto Mono" w:hAnsi="Roboto Mono" w:eastAsia="Roboto Mono"/>
         </w:rPr>
         <w:br/>
       </w:r>
       <w:r>
         <w:rPr>
-          <w:rFonts w:ascii="MS Gothic" w:eastAsia="MS Gothic" w:hAnsi="MS Gothic" w:cs="MS Gothic" w:hint="eastAsia"/>
+          <w:rFonts w:ascii="Roboto Mono" w:eastAsia="Roboto Mono" w:hAnsi="Roboto Mono" w:cs="MS Gothic" w:hint="eastAsia"/>
         </w:rPr>
         <w:t>└──</w:t>
       </w:r>
       <w:r>
         <w:rPr>
-          <w:rFonts w:ascii="Roboto Mono" w:hAnsi="Roboto Mono"/>
+          <w:rFonts w:ascii="Roboto Mono" w:hAnsi="Roboto Mono" w:eastAsia="Roboto Mono"/>
         </w:rPr>
         <w:t xml:space="preserve"> Phone</w:t>
       </w:r>
@@ -4520,7 +4520,7 @@
       </w:pPr>
       <w:r>
         <w:rPr>
-          <w:rFonts w:ascii="Roboto Mono" w:hAnsi="Roboto Mono"/>
+          <w:rFonts w:ascii="Roboto Mono" w:hAnsi="Roboto Mono" w:eastAsia="Roboto Mono"/>
         </w:rPr>
         <w:t xml:space="preserve">Customer = Entity </w:t>
       </w:r>
@@ -4537,7 +4537,7 @@
       </w:pPr>
       <w:r>
         <w:rPr>
-          <w:rFonts w:ascii="Roboto Mono" w:hAnsi="Roboto Mono"/>
+          <w:rFonts w:ascii="Roboto Mono" w:hAnsi="Roboto Mono" w:eastAsia="Roboto Mono"/>
         </w:rPr>
         <w:t xml:space="preserve">CustomerID, Name, Email, Phone = Attributes </w:t>
       </w:r>
@@ -4550,7 +4550,7 @@
       </w:pPr>
       <w:r>
         <w:rPr>
-          <w:rFonts w:ascii="Roboto Mono" w:hAnsi="Roboto Mono"/>
+          <w:rFonts w:ascii="Roboto Mono" w:hAnsi="Roboto Mono" w:eastAsia="Roboto Mono"/>
         </w:rPr>
         <w:pict w14:anchorId="5B3EEA77">
           <v:rect id="_x0000_i1037" style="width:0;height:1.5pt" o:hralign="center" o:hrstd="t" o:hr="t" fillcolor="#a0a0a0" stroked="f"/>
@@ -4574,7 +4574,7 @@
     <w:p>
       <w:r>
         <w:rPr>
-          <w:rFonts w:ascii="Arial" w:hAnsi="Arial" w:cs="Arial"/>
+          <w:rFonts w:ascii="Arial" w:hAnsi="Arial" w:cs="Arial" w:eastAsia="Arial"/>
           <w:b/>
           <w:color w:val="000000"/>
           <w:sz w:val="18"/>
@@ -4584,7 +4584,7 @@
       </w:r>
       <w:r>
         <w:rPr>
-          <w:rFonts w:ascii="Arial" w:hAnsi="Arial" w:cs="Arial"/>
+          <w:rFonts w:ascii="Arial" w:hAnsi="Arial" w:cs="Arial" w:eastAsia="Arial"/>
           <w:color w:val="000000"/>
           <w:sz w:val="18"/>
           <w:highlight w:val="lightGray"/>
@@ -4593,7 +4593,7 @@
       </w:r>
       <w:r>
         <w:rPr>
-          <w:rFonts w:ascii="Arial" w:hAnsi="Arial" w:cs="Arial"/>
+          <w:rFonts w:ascii="Arial" w:hAnsi="Arial" w:cs="Arial" w:eastAsia="Arial"/>
           <w:b/>
           <w:color w:val="000000"/>
           <w:sz w:val="18"/>
@@ -4603,7 +4603,7 @@
       </w:r>
       <w:r>
         <w:rPr>
-          <w:rFonts w:ascii="Arial" w:hAnsi="Arial" w:cs="Arial"/>
+          <w:rFonts w:ascii="Arial" w:hAnsi="Arial" w:cs="Arial" w:eastAsia="Arial"/>
           <w:color w:val="000000"/>
           <w:sz w:val="18"/>
           <w:highlight w:val="lightGray"/>
@@ -4612,7 +4612,7 @@
       </w:r>
       <w:r>
         <w:rPr>
-          <w:rFonts w:ascii="Arial" w:hAnsi="Arial" w:cs="Arial"/>
+          <w:rFonts w:ascii="Arial" w:hAnsi="Arial" w:cs="Arial" w:eastAsia="Arial"/>
           <w:b/>
           <w:color w:val="000000"/>
           <w:sz w:val="18"/>
@@ -4622,7 +4622,7 @@
       </w:r>
       <w:r>
         <w:rPr>
-          <w:rFonts w:ascii="Arial" w:hAnsi="Arial" w:cs="Arial"/>
+          <w:rFonts w:ascii="Arial" w:hAnsi="Arial" w:cs="Arial" w:eastAsia="Arial"/>
           <w:color w:val="000000"/>
           <w:sz w:val="18"/>
           <w:highlight w:val="lightGray"/>
@@ -4638,7 +4638,7 @@
       </w:pPr>
       <w:r>
         <w:rPr>
-          <w:rFonts w:ascii="Roboto Mono" w:hAnsi="Roboto Mono"/>
+          <w:rFonts w:ascii="Roboto Mono" w:hAnsi="Roboto Mono" w:eastAsia="Roboto Mono"/>
         </w:rPr>
         <w:t>Online Store:</w:t>
       </w:r>
@@ -4711,97 +4711,97 @@
       </w:pPr>
       <w:r>
         <w:rPr>
-          <w:rFonts w:ascii="Roboto Mono" w:hAnsi="Roboto Mono"/>
+          <w:rFonts w:ascii="Roboto Mono" w:hAnsi="Roboto Mono" w:eastAsia="Roboto Mono"/>
         </w:rPr>
         <w:t>Product</w:t>
       </w:r>
       <w:r>
         <w:rPr>
-          <w:rFonts w:ascii="Roboto Mono" w:hAnsi="Roboto Mono"/>
+          <w:rFonts w:ascii="Roboto Mono" w:hAnsi="Roboto Mono" w:eastAsia="Roboto Mono"/>
         </w:rPr>
         <w:br/>
       </w:r>
       <w:r>
         <w:rPr>
-          <w:rFonts w:ascii="MS Gothic" w:eastAsia="MS Gothic" w:hAnsi="MS Gothic" w:cs="MS Gothic" w:hint="eastAsia"/>
+          <w:rFonts w:ascii="Roboto Mono" w:eastAsia="Roboto Mono" w:hAnsi="Roboto Mono" w:cs="MS Gothic" w:hint="eastAsia"/>
         </w:rPr>
         <w:t>├──</w:t>
       </w:r>
       <w:r>
         <w:rPr>
-          <w:rFonts w:ascii="Roboto Mono" w:hAnsi="Roboto Mono"/>
+          <w:rFonts w:ascii="Roboto Mono" w:hAnsi="Roboto Mono" w:eastAsia="Roboto Mono"/>
         </w:rPr>
         <w:t xml:space="preserve"> ProductID</w:t>
       </w:r>
       <w:r>
         <w:rPr>
-          <w:rFonts w:ascii="Roboto Mono" w:hAnsi="Roboto Mono"/>
+          <w:rFonts w:ascii="Roboto Mono" w:hAnsi="Roboto Mono" w:eastAsia="Roboto Mono"/>
         </w:rPr>
         <w:br/>
       </w:r>
       <w:r>
         <w:rPr>
-          <w:rFonts w:ascii="MS Gothic" w:eastAsia="MS Gothic" w:hAnsi="MS Gothic" w:cs="MS Gothic" w:hint="eastAsia"/>
+          <w:rFonts w:ascii="Roboto Mono" w:eastAsia="Roboto Mono" w:hAnsi="Roboto Mono" w:cs="MS Gothic" w:hint="eastAsia"/>
         </w:rPr>
         <w:t>├──</w:t>
       </w:r>
       <w:r>
         <w:rPr>
-          <w:rFonts w:ascii="Roboto Mono" w:hAnsi="Roboto Mono"/>
+          <w:rFonts w:ascii="Roboto Mono" w:hAnsi="Roboto Mono" w:eastAsia="Roboto Mono"/>
         </w:rPr>
         <w:t xml:space="preserve"> Name</w:t>
       </w:r>
       <w:r>
         <w:rPr>
-          <w:rFonts w:ascii="Roboto Mono" w:hAnsi="Roboto Mono"/>
+          <w:rFonts w:ascii="Roboto Mono" w:hAnsi="Roboto Mono" w:eastAsia="Roboto Mono"/>
         </w:rPr>
         <w:br/>
       </w:r>
       <w:r>
         <w:rPr>
-          <w:rFonts w:ascii="MS Gothic" w:eastAsia="MS Gothic" w:hAnsi="MS Gothic" w:cs="MS Gothic" w:hint="eastAsia"/>
+          <w:rFonts w:ascii="Roboto Mono" w:eastAsia="Roboto Mono" w:hAnsi="Roboto Mono" w:cs="MS Gothic" w:hint="eastAsia"/>
         </w:rPr>
         <w:t>├──</w:t>
       </w:r>
       <w:r>
         <w:rPr>
-          <w:rFonts w:ascii="Roboto Mono" w:hAnsi="Roboto Mono"/>
+          <w:rFonts w:ascii="Roboto Mono" w:hAnsi="Roboto Mono" w:eastAsia="Roboto Mono"/>
         </w:rPr>
         <w:t xml:space="preserve"> Price</w:t>
       </w:r>
       <w:r>
         <w:rPr>
-          <w:rFonts w:ascii="Roboto Mono" w:hAnsi="Roboto Mono"/>
+          <w:rFonts w:ascii="Roboto Mono" w:hAnsi="Roboto Mono" w:eastAsia="Roboto Mono"/>
         </w:rPr>
         <w:br/>
       </w:r>
       <w:r>
         <w:rPr>
-          <w:rFonts w:ascii="MS Gothic" w:eastAsia="MS Gothic" w:hAnsi="MS Gothic" w:cs="MS Gothic" w:hint="eastAsia"/>
+          <w:rFonts w:ascii="Roboto Mono" w:eastAsia="Roboto Mono" w:hAnsi="Roboto Mono" w:cs="MS Gothic" w:hint="eastAsia"/>
         </w:rPr>
         <w:t>├──</w:t>
       </w:r>
       <w:r>
         <w:rPr>
-          <w:rFonts w:ascii="Roboto Mono" w:hAnsi="Roboto Mono"/>
+          <w:rFonts w:ascii="Roboto Mono" w:hAnsi="Roboto Mono" w:eastAsia="Roboto Mono"/>
         </w:rPr>
         <w:t xml:space="preserve"> Stock</w:t>
       </w:r>
       <w:r>
         <w:rPr>
-          <w:rFonts w:ascii="Roboto Mono" w:hAnsi="Roboto Mono"/>
+          <w:rFonts w:ascii="Roboto Mono" w:hAnsi="Roboto Mono" w:eastAsia="Roboto Mono"/>
         </w:rPr>
         <w:br/>
       </w:r>
       <w:r>
         <w:rPr>
-          <w:rFonts w:ascii="MS Gothic" w:eastAsia="MS Gothic" w:hAnsi="MS Gothic" w:cs="MS Gothic" w:hint="eastAsia"/>
+          <w:rFonts w:ascii="Roboto Mono" w:eastAsia="Roboto Mono" w:hAnsi="Roboto Mono" w:cs="MS Gothic" w:hint="eastAsia"/>
         </w:rPr>
         <w:t>└──</w:t>
       </w:r>
       <w:r>
         <w:rPr>
-          <w:rFonts w:ascii="Roboto Mono" w:hAnsi="Roboto Mono"/>
+          <w:rFonts w:ascii="Roboto Mono" w:hAnsi="Roboto Mono" w:eastAsia="Roboto Mono"/>
         </w:rPr>
         <w:t xml:space="preserve"> Category</w:t>
       </w:r>
@@ -4814,7 +4814,7 @@
       </w:pPr>
       <w:r>
         <w:rPr>
-          <w:rFonts w:ascii="Roboto Mono" w:hAnsi="Roboto Mono"/>
+          <w:rFonts w:ascii="Roboto Mono" w:hAnsi="Roboto Mono" w:eastAsia="Roboto Mono"/>
         </w:rPr>
         <w:t>Entity:</w:t>
       </w:r>
@@ -4887,7 +4887,7 @@
       </w:pPr>
       <w:r>
         <w:rPr>
-          <w:rFonts w:ascii="Roboto Mono" w:hAnsi="Roboto Mono"/>
+          <w:rFonts w:ascii="Roboto Mono" w:hAnsi="Roboto Mono" w:eastAsia="Roboto Mono"/>
         </w:rPr>
         <w:t>Product</w:t>
       </w:r>
@@ -4900,7 +4900,7 @@
       </w:pPr>
       <w:r>
         <w:rPr>
-          <w:rFonts w:ascii="Roboto Mono" w:hAnsi="Roboto Mono"/>
+          <w:rFonts w:ascii="Roboto Mono" w:hAnsi="Roboto Mono" w:eastAsia="Roboto Mono"/>
         </w:rPr>
         <w:t>Attributes:</w:t>
       </w:r>
@@ -4973,34 +4973,34 @@
       </w:pPr>
       <w:r>
         <w:rPr>
-          <w:rFonts w:ascii="Roboto Mono" w:hAnsi="Roboto Mono"/>
+          <w:rFonts w:ascii="Roboto Mono" w:hAnsi="Roboto Mono" w:eastAsia="Roboto Mono"/>
         </w:rPr>
         <w:t>ProductID</w:t>
       </w:r>
       <w:r>
         <w:rPr>
-          <w:rFonts w:ascii="Roboto Mono" w:hAnsi="Roboto Mono"/>
+          <w:rFonts w:ascii="Roboto Mono" w:hAnsi="Roboto Mono" w:eastAsia="Roboto Mono"/>
         </w:rPr>
         <w:br/>
         <w:t>Name</w:t>
       </w:r>
       <w:r>
         <w:rPr>
-          <w:rFonts w:ascii="Roboto Mono" w:hAnsi="Roboto Mono"/>
+          <w:rFonts w:ascii="Roboto Mono" w:hAnsi="Roboto Mono" w:eastAsia="Roboto Mono"/>
         </w:rPr>
         <w:br/>
         <w:t>Price</w:t>
       </w:r>
       <w:r>
         <w:rPr>
-          <w:rFonts w:ascii="Roboto Mono" w:hAnsi="Roboto Mono"/>
+          <w:rFonts w:ascii="Roboto Mono" w:hAnsi="Roboto Mono" w:eastAsia="Roboto Mono"/>
         </w:rPr>
         <w:br/>
         <w:t>Stock</w:t>
       </w:r>
       <w:r>
         <w:rPr>
-          <w:rFonts w:ascii="Roboto Mono" w:hAnsi="Roboto Mono"/>
+          <w:rFonts w:ascii="Roboto Mono" w:hAnsi="Roboto Mono" w:eastAsia="Roboto Mono"/>
         </w:rPr>
         <w:br/>
         <w:t>Category</w:t>
@@ -5014,7 +5014,7 @@
       </w:pPr>
       <w:r>
         <w:rPr>
-          <w:rFonts w:ascii="Roboto Mono" w:hAnsi="Roboto Mono"/>
+          <w:rFonts w:ascii="Roboto Mono" w:hAnsi="Roboto Mono" w:eastAsia="Roboto Mono"/>
         </w:rPr>
         <w:pict w14:anchorId="17B5AF6D">
           <v:rect id="_x0000_i1038" style="width:0;height:1.5pt" o:hralign="center" o:hrstd="t" o:hr="t" fillcolor="#a0a0a0" stroked="f"/>
@@ -5038,7 +5038,7 @@
     <w:p>
       <w:r>
         <w:rPr>
-          <w:rFonts w:ascii="Arial" w:hAnsi="Arial" w:cs="Arial"/>
+          <w:rFonts w:ascii="Arial" w:hAnsi="Arial" w:cs="Arial" w:eastAsia="Arial"/>
           <w:b/>
           <w:color w:val="000000"/>
           <w:sz w:val="18"/>
@@ -5048,7 +5048,7 @@
       </w:r>
       <w:r>
         <w:rPr>
-          <w:rFonts w:ascii="Arial" w:hAnsi="Arial" w:cs="Arial"/>
+          <w:rFonts w:ascii="Arial" w:hAnsi="Arial" w:cs="Arial" w:eastAsia="Arial"/>
           <w:color w:val="000000"/>
           <w:sz w:val="18"/>
           <w:highlight w:val="lightGray"/>
@@ -5057,7 +5057,7 @@
       </w:r>
       <w:r>
         <w:rPr>
-          <w:rFonts w:ascii="Arial" w:hAnsi="Arial" w:cs="Arial"/>
+          <w:rFonts w:ascii="Arial" w:hAnsi="Arial" w:cs="Arial" w:eastAsia="Arial"/>
           <w:b/>
           <w:color w:val="000000"/>
           <w:sz w:val="18"/>
@@ -5067,7 +5067,7 @@
       </w:r>
       <w:r>
         <w:rPr>
-          <w:rFonts w:ascii="Arial" w:hAnsi="Arial" w:cs="Arial"/>
+          <w:rFonts w:ascii="Arial" w:hAnsi="Arial" w:cs="Arial" w:eastAsia="Arial"/>
           <w:color w:val="000000"/>
           <w:sz w:val="18"/>
           <w:highlight w:val="lightGray"/>
@@ -5076,7 +5076,7 @@
       </w:r>
       <w:r>
         <w:rPr>
-          <w:rFonts w:ascii="Arial" w:hAnsi="Arial" w:cs="Arial"/>
+          <w:rFonts w:ascii="Arial" w:hAnsi="Arial" w:cs="Arial" w:eastAsia="Arial"/>
           <w:b/>
           <w:color w:val="000000"/>
           <w:sz w:val="18"/>
@@ -5086,7 +5086,7 @@
       </w:r>
       <w:r>
         <w:rPr>
-          <w:rFonts w:ascii="Arial" w:hAnsi="Arial" w:cs="Arial"/>
+          <w:rFonts w:ascii="Arial" w:hAnsi="Arial" w:cs="Arial" w:eastAsia="Arial"/>
           <w:color w:val="000000"/>
           <w:sz w:val="18"/>
           <w:highlight w:val="lightGray"/>
@@ -5102,7 +5102,7 @@
       </w:pPr>
       <w:r>
         <w:rPr>
-          <w:rFonts w:ascii="Roboto Mono" w:hAnsi="Roboto Mono"/>
+          <w:rFonts w:ascii="Roboto Mono" w:hAnsi="Roboto Mono" w:eastAsia="Roboto Mono"/>
         </w:rPr>
         <w:t>Think of an entity as a person’s profile.</w:t>
       </w:r>
@@ -5175,7 +5175,7 @@
       </w:pPr>
       <w:r>
         <w:rPr>
-          <w:rFonts w:ascii="Roboto Mono" w:hAnsi="Roboto Mono"/>
+          <w:rFonts w:ascii="Roboto Mono" w:hAnsi="Roboto Mono" w:eastAsia="Roboto Mono"/>
         </w:rPr>
         <w:t>Person</w:t>
       </w:r>
@@ -5188,7 +5188,7 @@
       </w:pPr>
       <w:r>
         <w:rPr>
-          <w:rFonts w:ascii="Roboto Mono" w:hAnsi="Roboto Mono"/>
+          <w:rFonts w:ascii="Roboto Mono" w:hAnsi="Roboto Mono" w:eastAsia="Roboto Mono"/>
         </w:rPr>
         <w:t>The attributes are the details on that profile:</w:t>
       </w:r>
@@ -5261,27 +5261,27 @@
       </w:pPr>
       <w:r>
         <w:rPr>
-          <w:rFonts w:ascii="Roboto Mono" w:hAnsi="Roboto Mono"/>
+          <w:rFonts w:ascii="Roboto Mono" w:hAnsi="Roboto Mono" w:eastAsia="Roboto Mono"/>
         </w:rPr>
         <w:t>Name</w:t>
       </w:r>
       <w:r>
         <w:rPr>
-          <w:rFonts w:ascii="Roboto Mono" w:hAnsi="Roboto Mono"/>
+          <w:rFonts w:ascii="Roboto Mono" w:hAnsi="Roboto Mono" w:eastAsia="Roboto Mono"/>
         </w:rPr>
         <w:br/>
         <w:t>Age</w:t>
       </w:r>
       <w:r>
         <w:rPr>
-          <w:rFonts w:ascii="Roboto Mono" w:hAnsi="Roboto Mono"/>
+          <w:rFonts w:ascii="Roboto Mono" w:hAnsi="Roboto Mono" w:eastAsia="Roboto Mono"/>
         </w:rPr>
         <w:br/>
         <w:t>Email</w:t>
       </w:r>
       <w:r>
         <w:rPr>
-          <w:rFonts w:ascii="Roboto Mono" w:hAnsi="Roboto Mono"/>
+          <w:rFonts w:ascii="Roboto Mono" w:hAnsi="Roboto Mono" w:eastAsia="Roboto Mono"/>
         </w:rPr>
         <w:br/>
         <w:t>Phone</w:t>
@@ -5295,7 +5295,7 @@
       </w:pPr>
       <w:r>
         <w:rPr>
-          <w:rFonts w:ascii="Roboto Mono" w:hAnsi="Roboto Mono"/>
+          <w:rFonts w:ascii="Roboto Mono" w:hAnsi="Roboto Mono" w:eastAsia="Roboto Mono"/>
         </w:rPr>
         <w:t>The profile is the entity; the details are the attributes.</w:t>
       </w:r>
@@ -5308,7 +5308,7 @@
       </w:pPr>
       <w:r>
         <w:rPr>
-          <w:rFonts w:ascii="Roboto Mono" w:hAnsi="Roboto Mono"/>
+          <w:rFonts w:ascii="Roboto Mono" w:hAnsi="Roboto Mono" w:eastAsia="Roboto Mono"/>
         </w:rPr>
         <w:pict w14:anchorId="3017940F">
           <v:rect id="_x0000_i1039" style="width:0;height:1.5pt" o:hralign="center" o:hrstd="t" o:hr="t" fillcolor="#a0a0a0" stroked="f"/>
@@ -5332,7 +5332,7 @@
     <w:p>
       <w:r>
         <w:rPr>
-          <w:rFonts w:ascii="Arial" w:hAnsi="Arial" w:cs="Arial"/>
+          <w:rFonts w:ascii="Arial" w:hAnsi="Arial" w:cs="Arial" w:eastAsia="Arial"/>
           <w:b/>
           <w:color w:val="000000"/>
           <w:sz w:val="18"/>
@@ -5342,7 +5342,7 @@
       </w:r>
       <w:r>
         <w:rPr>
-          <w:rFonts w:ascii="Arial" w:hAnsi="Arial" w:cs="Arial"/>
+          <w:rFonts w:ascii="Arial" w:hAnsi="Arial" w:cs="Arial" w:eastAsia="Arial"/>
           <w:color w:val="000000"/>
           <w:sz w:val="18"/>
           <w:highlight w:val="lightGray"/>
@@ -5351,7 +5351,7 @@
       </w:r>
       <w:r>
         <w:rPr>
-          <w:rFonts w:ascii="Arial" w:hAnsi="Arial" w:cs="Arial"/>
+          <w:rFonts w:ascii="Arial" w:hAnsi="Arial" w:cs="Arial" w:eastAsia="Arial"/>
           <w:b/>
           <w:color w:val="000000"/>
           <w:sz w:val="18"/>
@@ -5361,7 +5361,7 @@
       </w:r>
       <w:r>
         <w:rPr>
-          <w:rFonts w:ascii="Arial" w:hAnsi="Arial" w:cs="Arial"/>
+          <w:rFonts w:ascii="Arial" w:hAnsi="Arial" w:cs="Arial" w:eastAsia="Arial"/>
           <w:color w:val="000000"/>
           <w:sz w:val="18"/>
           <w:highlight w:val="lightGray"/>
@@ -5370,7 +5370,7 @@
       </w:r>
       <w:r>
         <w:rPr>
-          <w:rFonts w:ascii="Arial" w:hAnsi="Arial" w:cs="Arial"/>
+          <w:rFonts w:ascii="Arial" w:hAnsi="Arial" w:cs="Arial" w:eastAsia="Arial"/>
           <w:b/>
           <w:color w:val="000000"/>
           <w:sz w:val="18"/>
@@ -5380,7 +5380,7 @@
       </w:r>
       <w:r>
         <w:rPr>
-          <w:rFonts w:ascii="Arial" w:hAnsi="Arial" w:cs="Arial"/>
+          <w:rFonts w:ascii="Arial" w:hAnsi="Arial" w:cs="Arial" w:eastAsia="Arial"/>
           <w:color w:val="000000"/>
           <w:sz w:val="18"/>
           <w:highlight w:val="lightGray"/>
@@ -5396,13 +5396,13 @@
       </w:pPr>
       <w:r>
         <w:rPr>
-          <w:rFonts w:ascii="Roboto Mono" w:hAnsi="Roboto Mono"/>
+          <w:rFonts w:ascii="Roboto Mono" w:hAnsi="Roboto Mono" w:eastAsia="Roboto Mono"/>
         </w:rPr>
         <w:t xml:space="preserve">An </w:t>
       </w:r>
       <w:r>
         <w:rPr>
-          <w:rFonts w:ascii="Roboto Mono" w:hAnsi="Roboto Mono"/>
+          <w:rFonts w:ascii="Roboto Mono" w:hAnsi="Roboto Mono" w:eastAsia="Roboto Mono"/>
           <w:b/>
           <w:bCs/>
         </w:rPr>
@@ -5410,7 +5410,7 @@
       </w:r>
       <w:r>
         <w:rPr>
-          <w:rFonts w:ascii="Roboto Mono" w:hAnsi="Roboto Mono"/>
+          <w:rFonts w:ascii="Roboto Mono" w:hAnsi="Roboto Mono" w:eastAsia="Roboto Mono"/>
         </w:rPr>
         <w:t xml:space="preserve"> is a property or characteristic that describes an entity. In a relational database, attributes typically become table columns and store the specific details about each entity instance.</w:t>
       </w:r>

--- a/Knowledge/3-Work knowledge/1-Software Engineering/2-General Technologies/9-Databases/5-My Source/1-Intro to Databases/1-Data Models/1-Components of a Data Model/2-Attributes.docx
+++ b/Knowledge/3-Work knowledge/1-Software Engineering/2-General Technologies/9-Databases/5-My Source/1-Intro to Databases/1-Data Models/1-Components of a Data Model/2-Attributes.docx
@@ -7,6 +7,9 @@
         <w:pStyle w:val="Heading1"/>
       </w:pPr>
       <w:r>
+        <w:rPr>
+          <w:rFonts w:ascii="Calibri Light" w:hAnsi="Calibri Light" w:eastAsia="Calibri Light"/>
+        </w:rPr>
         <w:t>Attributes</w:t>
       </w:r>
     </w:p>
@@ -16,11 +19,14 @@
       </w:pPr>
       <w:r>
         <w:rPr>
-          <w:rFonts w:ascii="Segoe UI Emoji" w:hAnsi="Segoe UI Emoji" w:cs="Segoe UI Emoji"/>
+          <w:rFonts w:ascii="Calibri Light" w:hAnsi="Calibri Light" w:cs="Segoe UI Emoji" w:eastAsia="Calibri Light"/>
         </w:rPr>
         <w:t>🌟</w:t>
       </w:r>
       <w:r>
+        <w:rPr>
+          <w:rFonts w:ascii="Calibri Light" w:hAnsi="Calibri Light" w:eastAsia="Calibri Light"/>
+        </w:rPr>
         <w:t xml:space="preserve"> Definition</w:t>
       </w:r>
     </w:p>
@@ -158,11 +164,14 @@
       </w:pPr>
       <w:r>
         <w:rPr>
-          <w:rFonts w:ascii="Segoe UI Emoji" w:hAnsi="Segoe UI Emoji" w:cs="Segoe UI Emoji"/>
+          <w:rFonts w:ascii="Calibri Light" w:hAnsi="Calibri Light" w:cs="Segoe UI Emoji" w:eastAsia="Calibri Light"/>
         </w:rPr>
         <w:t>🎯</w:t>
       </w:r>
       <w:r>
+        <w:rPr>
+          <w:rFonts w:ascii="Calibri Light" w:hAnsi="Calibri Light" w:eastAsia="Calibri Light"/>
+        </w:rPr>
         <w:t xml:space="preserve"> Purpose</w:t>
       </w:r>
     </w:p>
@@ -318,11 +327,14 @@
       </w:pPr>
       <w:r>
         <w:rPr>
-          <w:rFonts w:ascii="Segoe UI Emoji" w:hAnsi="Segoe UI Emoji" w:cs="Segoe UI Emoji"/>
+          <w:rFonts w:ascii="Calibri Light" w:hAnsi="Calibri Light" w:cs="Segoe UI Emoji" w:eastAsia="Calibri Light"/>
         </w:rPr>
         <w:t>🧠</w:t>
       </w:r>
       <w:r>
+        <w:rPr>
+          <w:rFonts w:ascii="Calibri Light" w:hAnsi="Calibri Light" w:eastAsia="Calibri Light"/>
+        </w:rPr>
         <w:t xml:space="preserve"> Simple Example</w:t>
       </w:r>
     </w:p>
@@ -665,11 +677,14 @@
       </w:pPr>
       <w:r>
         <w:rPr>
-          <w:rFonts w:ascii="Segoe UI Emoji" w:hAnsi="Segoe UI Emoji" w:cs="Segoe UI Emoji"/>
+          <w:rFonts w:ascii="Calibri Light" w:hAnsi="Calibri Light" w:cs="Segoe UI Emoji" w:eastAsia="Calibri Light"/>
         </w:rPr>
         <w:t>📚</w:t>
       </w:r>
       <w:r>
+        <w:rPr>
+          <w:rFonts w:ascii="Calibri Light" w:hAnsi="Calibri Light" w:eastAsia="Calibri Light"/>
+        </w:rPr>
         <w:t xml:space="preserve"> Real-World Examples</w:t>
       </w:r>
     </w:p>
@@ -1757,11 +1772,14 @@
       </w:pPr>
       <w:r>
         <w:rPr>
-          <w:rFonts w:ascii="Segoe UI Emoji" w:hAnsi="Segoe UI Emoji" w:cs="Segoe UI Emoji"/>
+          <w:rFonts w:ascii="Calibri Light" w:hAnsi="Calibri Light" w:cs="Segoe UI Emoji" w:eastAsia="Calibri Light"/>
         </w:rPr>
         <w:t>🔢</w:t>
       </w:r>
       <w:r>
+        <w:rPr>
+          <w:rFonts w:ascii="Calibri Light" w:hAnsi="Calibri Light" w:eastAsia="Calibri Light"/>
+        </w:rPr>
         <w:t xml:space="preserve"> Characteristics of Attributes</w:t>
       </w:r>
     </w:p>
@@ -1943,20 +1961,26 @@
       </w:pPr>
       <w:r>
         <w:rPr>
-          <w:rFonts w:ascii="Segoe UI Emoji" w:hAnsi="Segoe UI Emoji" w:cs="Segoe UI Emoji"/>
+          <w:rFonts w:ascii="Calibri Light" w:hAnsi="Calibri Light" w:cs="Segoe UI Emoji" w:eastAsia="Calibri Light"/>
         </w:rPr>
         <w:t>🗄️</w:t>
       </w:r>
       <w:r>
+        <w:rPr>
+          <w:rFonts w:ascii="Calibri Light" w:hAnsi="Calibri Light" w:eastAsia="Calibri Light"/>
+        </w:rPr>
         <w:t xml:space="preserve"> Attribute </w:t>
       </w:r>
       <w:r>
         <w:rPr>
-          <w:rFonts w:ascii="Arial" w:hAnsi="Arial" w:cs="Arial"/>
+          <w:rFonts w:ascii="Calibri Light" w:hAnsi="Calibri Light" w:cs="Arial" w:eastAsia="Calibri Light"/>
         </w:rPr>
         <w:t>→</w:t>
       </w:r>
       <w:r>
+        <w:rPr>
+          <w:rFonts w:ascii="Calibri Light" w:hAnsi="Calibri Light" w:eastAsia="Calibri Light"/>
+        </w:rPr>
         <w:t xml:space="preserve"> Database Column</w:t>
       </w:r>
     </w:p>
@@ -2432,11 +2456,14 @@
       </w:pPr>
       <w:r>
         <w:rPr>
-          <w:rFonts w:ascii="Segoe UI Emoji" w:hAnsi="Segoe UI Emoji" w:cs="Segoe UI Emoji"/>
+          <w:rFonts w:ascii="Calibri Light" w:hAnsi="Calibri Light" w:cs="Segoe UI Emoji" w:eastAsia="Calibri Light"/>
         </w:rPr>
         <w:t>📊</w:t>
       </w:r>
       <w:r>
+        <w:rPr>
+          <w:rFonts w:ascii="Calibri Light" w:hAnsi="Calibri Light" w:eastAsia="Calibri Light"/>
+        </w:rPr>
         <w:t xml:space="preserve"> ER Diagram Representation</w:t>
       </w:r>
     </w:p>
@@ -2698,11 +2725,14 @@
       </w:pPr>
       <w:r>
         <w:rPr>
-          <w:rFonts w:ascii="Segoe UI Emoji" w:hAnsi="Segoe UI Emoji" w:cs="Segoe UI Emoji"/>
+          <w:rFonts w:ascii="Calibri Light" w:hAnsi="Calibri Light" w:cs="Segoe UI Emoji" w:eastAsia="Calibri Light"/>
         </w:rPr>
         <w:t>🏷️</w:t>
       </w:r>
       <w:r>
+        <w:rPr>
+          <w:rFonts w:ascii="Calibri Light" w:hAnsi="Calibri Light" w:eastAsia="Calibri Light"/>
+        </w:rPr>
         <w:t xml:space="preserve"> Types of Attributes</w:t>
       </w:r>
     </w:p>
@@ -2711,6 +2741,9 @@
         <w:pStyle w:val="Heading3"/>
       </w:pPr>
       <w:r>
+        <w:rPr>
+          <w:rFonts w:ascii="Calibri Light" w:hAnsi="Calibri Light" w:eastAsia="Calibri Light"/>
+        </w:rPr>
         <w:t>1. Simple Attribute</w:t>
       </w:r>
     </w:p>
@@ -2906,6 +2939,9 @@
         <w:pStyle w:val="Heading3"/>
       </w:pPr>
       <w:r>
+        <w:rPr>
+          <w:rFonts w:ascii="Calibri Light" w:hAnsi="Calibri Light" w:eastAsia="Calibri Light"/>
+        </w:rPr>
         <w:t>2. Composite Attribute</w:t>
       </w:r>
     </w:p>
@@ -3123,6 +3159,9 @@
         <w:pStyle w:val="Heading3"/>
       </w:pPr>
       <w:r>
+        <w:rPr>
+          <w:rFonts w:ascii="Calibri Light" w:hAnsi="Calibri Light" w:eastAsia="Calibri Light"/>
+        </w:rPr>
         <w:t>3. Multi-Valued Attribute</w:t>
       </w:r>
     </w:p>
@@ -3391,6 +3430,9 @@
         <w:pStyle w:val="Heading3"/>
       </w:pPr>
       <w:r>
+        <w:rPr>
+          <w:rFonts w:ascii="Calibri Light" w:hAnsi="Calibri Light" w:eastAsia="Calibri Light"/>
+        </w:rPr>
         <w:t>4. Derived Attribute</w:t>
       </w:r>
     </w:p>
@@ -3598,11 +3640,14 @@
       </w:pPr>
       <w:r>
         <w:rPr>
-          <w:rFonts w:ascii="Segoe UI Emoji" w:hAnsi="Segoe UI Emoji" w:cs="Segoe UI Emoji"/>
+          <w:rFonts w:ascii="Calibri Light" w:hAnsi="Calibri Light" w:cs="Segoe UI Emoji" w:eastAsia="Calibri Light"/>
         </w:rPr>
         <w:t>🔑</w:t>
       </w:r>
       <w:r>
+        <w:rPr>
+          <w:rFonts w:ascii="Calibri Light" w:hAnsi="Calibri Light" w:eastAsia="Calibri Light"/>
+        </w:rPr>
         <w:t xml:space="preserve"> Key Attributes</w:t>
       </w:r>
     </w:p>
@@ -4046,11 +4091,14 @@
       </w:pPr>
       <w:r>
         <w:rPr>
-          <w:rFonts w:ascii="Segoe UI Emoji" w:hAnsi="Segoe UI Emoji" w:cs="Segoe UI Emoji"/>
+          <w:rFonts w:ascii="Calibri Light" w:hAnsi="Calibri Light" w:cs="Segoe UI Emoji" w:eastAsia="Calibri Light"/>
         </w:rPr>
         <w:t>⚠️</w:t>
       </w:r>
       <w:r>
+        <w:rPr>
+          <w:rFonts w:ascii="Calibri Light" w:hAnsi="Calibri Light" w:eastAsia="Calibri Light"/>
+        </w:rPr>
         <w:t xml:space="preserve"> Attribute vs Entity</w:t>
       </w:r>
     </w:p>
@@ -4563,11 +4611,14 @@
       </w:pPr>
       <w:r>
         <w:rPr>
-          <w:rFonts w:ascii="Segoe UI Emoji" w:hAnsi="Segoe UI Emoji" w:cs="Segoe UI Emoji"/>
+          <w:rFonts w:ascii="Calibri Light" w:hAnsi="Calibri Light" w:cs="Segoe UI Emoji" w:eastAsia="Calibri Light"/>
         </w:rPr>
         <w:t>🌍</w:t>
       </w:r>
       <w:r>
+        <w:rPr>
+          <w:rFonts w:ascii="Calibri Light" w:hAnsi="Calibri Light" w:eastAsia="Calibri Light"/>
+        </w:rPr>
         <w:t xml:space="preserve"> Real-World Example</w:t>
       </w:r>
     </w:p>
@@ -5027,11 +5078,14 @@
       </w:pPr>
       <w:r>
         <w:rPr>
-          <w:rFonts w:ascii="Segoe UI Emoji" w:hAnsi="Segoe UI Emoji" w:cs="Segoe UI Emoji"/>
+          <w:rFonts w:ascii="Calibri Light" w:hAnsi="Calibri Light" w:cs="Segoe UI Emoji" w:eastAsia="Calibri Light"/>
         </w:rPr>
         <w:t>🧠</w:t>
       </w:r>
       <w:r>
+        <w:rPr>
+          <w:rFonts w:ascii="Calibri Light" w:hAnsi="Calibri Light" w:eastAsia="Calibri Light"/>
+        </w:rPr>
         <w:t xml:space="preserve"> Simple Analogy</w:t>
       </w:r>
     </w:p>
@@ -5321,11 +5375,14 @@
       </w:pPr>
       <w:r>
         <w:rPr>
-          <w:rFonts w:ascii="Segoe UI Emoji" w:hAnsi="Segoe UI Emoji" w:cs="Segoe UI Emoji"/>
+          <w:rFonts w:ascii="Calibri Light" w:hAnsi="Calibri Light" w:cs="Segoe UI Emoji" w:eastAsia="Calibri Light"/>
         </w:rPr>
         <w:t>🧭</w:t>
       </w:r>
       <w:r>
+        <w:rPr>
+          <w:rFonts w:ascii="Calibri Light" w:hAnsi="Calibri Light" w:eastAsia="Calibri Light"/>
+        </w:rPr>
         <w:t xml:space="preserve"> Summary</w:t>
       </w:r>
     </w:p>
